--- a/pr-preview/pr-78/chapters/22-target-trial-emulation.docx
+++ b/pr-preview/pr-78/chapters/22-target-trial-emulation.docx
@@ -1025,7 +1025,7 @@
     </w:p>
     <w:bookmarkEnd w:id="12"/>
     <w:bookmarkEnd w:id="13"/>
-    <w:bookmarkStart w:id="16" w:name="X247c1eaba48452d9798a5d446d313274d35d927"/>
+    <w:bookmarkStart w:id="17" w:name="X247c1eaba48452d9798a5d446d313274d35d927"/>
     <w:p>
       <w:pPr>
         <w:pStyle w:val="Heading2"/>
@@ -1360,941 +1360,7 @@
         <w:pStyle w:val="BodyText"/>
       </w:pPr>
       <w:r>
-        <w:t xml:space="preserve">The treatment strategies are</w:t>
-      </w:r>
-      <w:r>
-        <w:t xml:space="preserve"> </w:t>
-      </w:r>
-      <w:r>
-        <w:rPr>
-          <w:b/>
-          <w:bCs/>
-        </w:rPr>
-        <w:t xml:space="preserve">sustained strategies</w:t>
-      </w:r>
-      <w:r>
-        <w:t xml:space="preserve">:</w:t>
-      </w:r>
-      <w:r>
-        <w:t xml:space="preserve"> </w:t>
-      </w:r>
-      <w:r>
-        <w:t xml:space="preserve">they specify a sequence of treatment decisions over the follow-up period,</w:t>
-      </w:r>
-      <w:r>
-        <w:t xml:space="preserve"> </w:t>
-      </w:r>
-      <w:r>
-        <w:t xml:space="preserve">not just a single decision at baseline.</w:t>
-      </w:r>
-      <w:r>
-        <w:t xml:space="preserve"> </w:t>
-      </w:r>
-      <w:r>
-        <w:t xml:space="preserve">Strategy 1 is</w:t>
-      </w:r>
-      <w:r>
-        <w:t xml:space="preserve"> </w:t>
-      </w:r>
-      <w:r>
-        <w:t xml:space="preserve">“always treat”</w:t>
-      </w:r>
-      <w:r>
-        <w:t xml:space="preserve"> </w:t>
-      </w:r>
-      <w:r>
-        <w:t xml:space="preserve">(</w:t>
-      </w:r>
-      <m:oMath>
-        <m:acc>
-          <m:accPr>
-            <m:chr m:val="‾"/>
-          </m:accPr>
-          <m:e>
-            <m:r>
-              <m:t>a</m:t>
-            </m:r>
-          </m:e>
-        </m:acc>
-        <m:r>
-          <m:rPr>
-            <m:sty m:val="p"/>
-          </m:rPr>
-          <m:t>=</m:t>
-        </m:r>
-        <m:acc>
-          <m:accPr>
-            <m:chr m:val="‾"/>
-          </m:accPr>
-          <m:e>
-            <m:r>
-              <m:t>1</m:t>
-            </m:r>
-          </m:e>
-        </m:acc>
-      </m:oMath>
-      <w:r>
-        <w:t xml:space="preserve">);</w:t>
-      </w:r>
-      <w:r>
-        <w:t xml:space="preserve"> </w:t>
-      </w:r>
-      <w:r>
-        <w:t xml:space="preserve">strategy 2 is the dynamic strategy</w:t>
-      </w:r>
-      <w:r>
-        <w:t xml:space="preserve"> </w:t>
-      </w:r>
-      <w:r>
-        <w:t xml:space="preserve">“do not treat until CD4 &lt; 350, then treat.”</w:t>
-      </w:r>
-    </w:p>
-    <w:bookmarkStart w:id="15" w:name="why-sustained-strategies-are-important"/>
-    <w:p>
-      <w:pPr>
-        <w:pStyle w:val="Heading3"/>
-      </w:pPr>
-      <w:r>
-        <w:t xml:space="preserve">2.1 Why Sustained Strategies Are Important</w:t>
-      </w:r>
-    </w:p>
-    <w:p>
-      <w:pPr>
-        <w:pStyle w:val="FirstParagraph"/>
-      </w:pPr>
-      <w:r>
-        <w:t xml:space="preserve">Many real-world clinical interventions involve decisions made repeatedly over time.</w:t>
-      </w:r>
-      <w:r>
-        <w:t xml:space="preserve"> </w:t>
-      </w:r>
-      <w:r>
-        <w:t xml:space="preserve">The causal effect of sustained</w:t>
-      </w:r>
-      <w:r>
-        <w:t xml:space="preserve"> </w:t>
-      </w:r>
-      <w:r>
-        <w:t xml:space="preserve">“always treat”</w:t>
-      </w:r>
-      <w:r>
-        <w:t xml:space="preserve"> </w:t>
-      </w:r>
-      <w:r>
-        <w:t xml:space="preserve">versus sustained</w:t>
-      </w:r>
-      <w:r>
-        <w:t xml:space="preserve"> </w:t>
-      </w:r>
-      <w:r>
-        <w:t xml:space="preserve">“never treat”</w:t>
-      </w:r>
-      <w:r>
-        <w:t xml:space="preserve"> </w:t>
-      </w:r>
-      <w:r>
-        <w:t xml:space="preserve">is often different —</w:t>
-      </w:r>
-      <w:r>
-        <w:t xml:space="preserve"> </w:t>
-      </w:r>
-      <w:r>
-        <w:t xml:space="preserve">sometimes radically so — from the effect of a single treatment initiation at baseline.</w:t>
-      </w:r>
-      <w:r>
-        <w:t xml:space="preserve"> </w:t>
-      </w:r>
-      <w:r>
-        <w:t xml:space="preserve">The target trial framework makes this explicit by requiring the analyst to specify</w:t>
-      </w:r>
-      <w:r>
-        <w:t xml:space="preserve"> </w:t>
-      </w:r>
-      <w:r>
-        <w:t xml:space="preserve">what the treatment strategy</w:t>
-      </w:r>
-      <w:r>
-        <w:t xml:space="preserve"> </w:t>
-      </w:r>
-      <w:r>
-        <w:rPr>
-          <w:i/>
-          <w:iCs/>
-        </w:rPr>
-        <w:t xml:space="preserve">is</w:t>
-      </w:r>
-      <w:r>
-        <w:t xml:space="preserve"> </w:t>
-      </w:r>
-      <w:r>
-        <w:t xml:space="preserve">over the entire follow-up,</w:t>
-      </w:r>
-      <w:r>
-        <w:t xml:space="preserve"> </w:t>
-      </w:r>
-      <w:r>
-        <w:t xml:space="preserve">not just at the moment of treatment initiation.</w:t>
-      </w:r>
-    </w:p>
-    <w:p>
-      <w:pPr>
-        <w:pStyle w:val="BodyText"/>
-      </w:pPr>
-      <w:r>
-        <w:rPr>
-          <w:b/>
-          <w:bCs/>
-        </w:rPr>
-        <w:t xml:space="preserve">Active comparator designs</w:t>
-      </w:r>
-      <w:r>
-        <w:t xml:space="preserve">:</w:t>
-      </w:r>
-    </w:p>
-    <w:p>
-      <w:pPr>
-        <w:pStyle w:val="BodyText"/>
-      </w:pPr>
-      <w:r>
-        <w:t xml:space="preserve">A well-designed target trial uses</w:t>
-      </w:r>
-      <w:r>
-        <w:t xml:space="preserve"> </w:t>
-      </w:r>
-      <w:r>
-        <w:rPr>
-          <w:b/>
-          <w:bCs/>
-        </w:rPr>
-        <w:t xml:space="preserve">active comparators</w:t>
-      </w:r>
-      <w:r>
-        <w:t xml:space="preserve"> </w:t>
-      </w:r>
-      <w:r>
-        <w:t xml:space="preserve">rather than comparing treated</w:t>
-      </w:r>
-      <w:r>
-        <w:t xml:space="preserve"> </w:t>
-      </w:r>
-      <w:r>
-        <w:t xml:space="preserve">to completely untreated individuals.</w:t>
-      </w:r>
-      <w:r>
-        <w:t xml:space="preserve"> </w:t>
-      </w:r>
-      <w:r>
-        <w:t xml:space="preserve">The</w:t>
-      </w:r>
-      <w:r>
-        <w:t xml:space="preserve"> </w:t>
-      </w:r>
-      <w:r>
-        <w:t xml:space="preserve">“new user, active comparator”</w:t>
-      </w:r>
-      <w:r>
-        <w:t xml:space="preserve"> </w:t>
-      </w:r>
-      <w:r>
-        <w:t xml:space="preserve">design, in which both strategies begin treatment</w:t>
-      </w:r>
-      <w:r>
-        <w:t xml:space="preserve"> </w:t>
-      </w:r>
-      <w:r>
-        <w:t xml:space="preserve">(just of different types or at different thresholds), tends to produce better-calibrated</w:t>
-      </w:r>
-      <w:r>
-        <w:t xml:space="preserve"> </w:t>
-      </w:r>
-      <w:r>
-        <w:t xml:space="preserve">observational estimates because it more closely mirrors the actual clinical decision.</w:t>
-      </w:r>
-      <w:r>
-        <w:t xml:space="preserve"> </w:t>
-      </w:r>
-      <w:r>
-        <w:t xml:space="preserve">Comparing new users of drug A to non-users of any drug conflates the effect of drug A</w:t>
-      </w:r>
-      <w:r>
-        <w:t xml:space="preserve"> </w:t>
-      </w:r>
-      <w:r>
-        <w:t xml:space="preserve">with the effect of the clinical decision to initiate any treatment.</w:t>
-      </w:r>
-    </w:p>
-    <w:p>
-      <w:pPr>
-        <w:pStyle w:val="BodyText"/>
-      </w:pPr>
-      <w:r>
-        <w:rPr>
-          <w:b/>
-          <w:bCs/>
-        </w:rPr>
-        <w:t xml:space="preserve">Intention-to-treat in the target trial</w:t>
-      </w:r>
-      <w:r>
-        <w:t xml:space="preserve">:</w:t>
-      </w:r>
-      <w:r>
-        <w:t xml:space="preserve"> </w:t>
-      </w:r>
-      <w:r>
-        <w:t xml:space="preserve">The target trial ITT effect compares individuals by their</w:t>
-      </w:r>
-      <w:r>
-        <w:t xml:space="preserve"> </w:t>
-      </w:r>
-      <w:r>
-        <w:rPr>
-          <w:i/>
-          <w:iCs/>
-        </w:rPr>
-        <w:t xml:space="preserve">assigned</w:t>
-      </w:r>
-      <w:r>
-        <w:t xml:space="preserve"> </w:t>
-      </w:r>
-      <w:r>
-        <w:t xml:space="preserve">strategy at time zero,</w:t>
-      </w:r>
-      <w:r>
-        <w:t xml:space="preserve"> </w:t>
-      </w:r>
-      <w:r>
-        <w:t xml:space="preserve">regardless of subsequent deviations.</w:t>
-      </w:r>
-      <w:r>
-        <w:t xml:space="preserve"> </w:t>
-      </w:r>
-      <w:r>
-        <w:t xml:space="preserve">In the emulation with observational data, this translates to comparing individuals</w:t>
-      </w:r>
-      <w:r>
-        <w:t xml:space="preserve"> </w:t>
-      </w:r>
-      <w:r>
-        <w:t xml:space="preserve">by their</w:t>
-      </w:r>
-      <w:r>
-        <w:t xml:space="preserve"> </w:t>
-      </w:r>
-      <w:r>
-        <w:rPr>
-          <w:i/>
-          <w:iCs/>
-        </w:rPr>
-        <w:t xml:space="preserve">actual</w:t>
-      </w:r>
-      <w:r>
-        <w:t xml:space="preserve"> </w:t>
-      </w:r>
-      <w:r>
-        <w:t xml:space="preserve">treatment initiation at time zero,</w:t>
-      </w:r>
-      <w:r>
-        <w:t xml:space="preserve"> </w:t>
-      </w:r>
-      <w:r>
-        <w:t xml:space="preserve">ignoring later changes in treatment.</w:t>
-      </w:r>
-      <w:r>
-        <w:t xml:space="preserve"> </w:t>
-      </w:r>
-      <w:r>
-        <w:t xml:space="preserve">This is easier to implement but often not the most clinically relevant estimand.</w:t>
-      </w:r>
-    </w:p>
-    <w:bookmarkEnd w:id="15"/>
-    <w:bookmarkEnd w:id="16"/>
-    <w:bookmarkStart w:id="19" w:name="X734dc8e0c51d56d14c679c837e3fcafd460c4b5"/>
-    <w:p>
-      <w:pPr>
-        <w:pStyle w:val="Heading2"/>
-      </w:pPr>
-      <w:r>
-        <w:t xml:space="preserve">3 22.3 Emulating a Target Trial with Sustained Strategies (p. 313)</w:t>
-      </w:r>
-    </w:p>
-    <w:p>
-      <w:r>
-        <w:pict>
-          <v:rect style="width:0;height:1.5pt" o:hralign="center" o:hrstd="t" o:hr="t"/>
-        </w:pict>
-      </w:r>
-    </w:p>
-    <w:p>
-      <w:pPr>
-        <w:pStyle w:val="FirstParagraph"/>
-      </w:pPr>
-      <w:r>
-        <w:t xml:space="preserve">Emulating the target trial means reproducing each component</w:t>
-      </w:r>
-      <w:r>
-        <w:t xml:space="preserve"> </w:t>
-      </w:r>
-      <w:r>
-        <w:t xml:space="preserve">of the trial specification using observational data.</w:t>
-      </w:r>
-    </w:p>
-    <w:bookmarkStart w:id="17" w:name="emulating-each-component"/>
-    <w:p>
-      <w:pPr>
-        <w:pStyle w:val="Heading3"/>
-      </w:pPr>
-      <w:r>
-        <w:t xml:space="preserve">3.1 Emulating Each Component</w:t>
-      </w:r>
-    </w:p>
-    <w:p>
-      <w:pPr>
-        <w:pStyle w:val="FirstParagraph"/>
-      </w:pPr>
-      <w:r>
-        <w:rPr>
-          <w:b/>
-          <w:bCs/>
-        </w:rPr>
-        <w:t xml:space="preserve">Eligibility criteria</w:t>
-      </w:r>
-      <w:r>
-        <w:t xml:space="preserve">: Apply the same eligibility criteria</w:t>
-      </w:r>
-      <w:r>
-        <w:t xml:space="preserve"> </w:t>
-      </w:r>
-      <w:r>
-        <w:t xml:space="preserve">to the observational cohort as would have been used in the trial</w:t>
-      </w:r>
-      <w:r>
-        <w:t xml:space="preserve"> </w:t>
-      </w:r>
-      <w:r>
-        <w:t xml:space="preserve">(e.g., HIV-positive, CD4 &gt; 350, no prior ART).</w:t>
-      </w:r>
-      <w:r>
-        <w:t xml:space="preserve"> </w:t>
-      </w:r>
-      <w:r>
-        <w:t xml:space="preserve">Any individual who meets the criteria at some calendar time can serve as a</w:t>
-      </w:r>
-      <w:r>
-        <w:t xml:space="preserve"> </w:t>
-      </w:r>
-      <w:r>
-        <w:t xml:space="preserve">“trial participant”</w:t>
-      </w:r>
-      <w:r>
-        <w:t xml:space="preserve"> </w:t>
-      </w:r>
-      <w:r>
-        <w:t xml:space="preserve">at that time, creating</w:t>
-      </w:r>
-      <w:r>
-        <w:t xml:space="preserve"> </w:t>
-      </w:r>
-      <w:r>
-        <w:rPr>
-          <w:b/>
-          <w:bCs/>
-        </w:rPr>
-        <w:t xml:space="preserve">sequential trials</w:t>
-      </w:r>
-      <w:r>
-        <w:t xml:space="preserve"> </w:t>
-      </w:r>
-      <w:r>
-        <w:t xml:space="preserve">(discussed in Section 22.4).</w:t>
-      </w:r>
-    </w:p>
-    <w:p>
-      <w:pPr>
-        <w:pStyle w:val="BodyText"/>
-      </w:pPr>
-      <w:r>
-        <w:rPr>
-          <w:b/>
-          <w:bCs/>
-        </w:rPr>
-        <w:t xml:space="preserve">Treatment strategies</w:t>
-      </w:r>
-      <w:r>
-        <w:t xml:space="preserve">: Observe which individuals followed the target strategies</w:t>
-      </w:r>
-      <w:r>
-        <w:t xml:space="preserve"> </w:t>
-      </w:r>
-      <w:r>
-        <w:t xml:space="preserve">(initiated immediately or waited until CD4 &lt; 350).</w:t>
-      </w:r>
-      <w:r>
-        <w:t xml:space="preserve"> </w:t>
-      </w:r>
-      <w:r>
-        <w:t xml:space="preserve">For the per-protocol analysis, censor individuals when they deviate from the strategy.</w:t>
-      </w:r>
-    </w:p>
-    <w:p>
-      <w:pPr>
-        <w:pStyle w:val="BodyText"/>
-      </w:pPr>
-      <w:r>
-        <w:rPr>
-          <w:b/>
-          <w:bCs/>
-        </w:rPr>
-        <w:t xml:space="preserve">Assignment mechanism</w:t>
-      </w:r>
-      <w:r>
-        <w:t xml:space="preserve">: In the trial, assignment is random.</w:t>
-      </w:r>
-      <w:r>
-        <w:t xml:space="preserve"> </w:t>
-      </w:r>
-      <w:r>
-        <w:t xml:space="preserve">In the emulation, treatment initiation is not random — it depends on measured</w:t>
-      </w:r>
-      <w:r>
-        <w:t xml:space="preserve"> </w:t>
-      </w:r>
-      <w:r>
-        <w:t xml:space="preserve">and unmeasured clinical characteristics.</w:t>
-      </w:r>
-      <w:r>
-        <w:t xml:space="preserve"> </w:t>
-      </w:r>
-      <w:r>
-        <w:t xml:space="preserve">Sequential exchangeability (conditional on measured covariates) is the identifying assumption.</w:t>
-      </w:r>
-    </w:p>
-    <w:p>
-      <w:pPr>
-        <w:pStyle w:val="BodyText"/>
-      </w:pPr>
-      <w:r>
-        <w:rPr>
-          <w:b/>
-          <w:bCs/>
-        </w:rPr>
-        <w:t xml:space="preserve">Follow-up and outcome</w:t>
-      </w:r>
-      <w:r>
-        <w:t xml:space="preserve">: Use the same outcome definition and follow-up rules</w:t>
-      </w:r>
-      <w:r>
-        <w:t xml:space="preserve"> </w:t>
-      </w:r>
-      <w:r>
-        <w:t xml:space="preserve">as specified in the target trial.</w:t>
-      </w:r>
-      <w:r>
-        <w:t xml:space="preserve"> </w:t>
-      </w:r>
-      <w:r>
-        <w:t xml:space="preserve">Informative censoring (due to loss to follow-up or deviating from protocol)</w:t>
-      </w:r>
-      <w:r>
-        <w:t xml:space="preserve"> </w:t>
-      </w:r>
-      <w:r>
-        <w:t xml:space="preserve">is handled via censoring IP weights.</w:t>
-      </w:r>
-    </w:p>
-    <w:p>
-      <w:pPr>
-        <w:pStyle w:val="BodyText"/>
-      </w:pPr>
-      <w:r>
-        <w:rPr>
-          <w:b/>
-          <w:bCs/>
-        </w:rPr>
-        <w:t xml:space="preserve">Analysis</w:t>
-      </w:r>
-      <w:r>
-        <w:t xml:space="preserve">: Apply the g-methods of Chapter 21.</w:t>
-      </w:r>
-      <w:r>
-        <w:t xml:space="preserve"> </w:t>
-      </w:r>
-      <w:r>
-        <w:t xml:space="preserve">For the ITT analysis, compare the two initiation groups without adjustment for post-baseline treatment.</w:t>
-      </w:r>
-      <w:r>
-        <w:t xml:space="preserve"> </w:t>
-      </w:r>
-      <w:r>
-        <w:t xml:space="preserve">For the PP analysis, use IP weighting to adjust for time-varying confounders of adherence.</w:t>
-      </w:r>
-    </w:p>
-    <w:p>
-      <w:pPr>
-        <w:pStyle w:val="BodyText"/>
-      </w:pPr>
-      <w:r>
-        <w:rPr>
-          <w:b/>
-          <w:bCs/>
-        </w:rPr>
-        <w:t xml:space="preserve">Why emulation is not trivial</w:t>
-      </w:r>
-      <w:r>
-        <w:t xml:space="preserve">:</w:t>
-      </w:r>
-    </w:p>
-    <w:p>
-      <w:pPr>
-        <w:pStyle w:val="BodyText"/>
-      </w:pPr>
-      <w:r>
-        <w:t xml:space="preserve">Each component of the target trial introduces potential sources of bias when emulated</w:t>
-      </w:r>
-      <w:r>
-        <w:t xml:space="preserve"> </w:t>
-      </w:r>
-      <w:r>
-        <w:t xml:space="preserve">with observational data:</w:t>
-      </w:r>
-    </w:p>
-    <w:p>
-      <w:pPr>
-        <w:pStyle w:val="Compact"/>
-        <w:numPr>
-          <w:ilvl w:val="0"/>
-          <w:numId w:val="1001"/>
-        </w:numPr>
-      </w:pPr>
-      <w:r>
-        <w:rPr>
-          <w:b/>
-          <w:bCs/>
-        </w:rPr>
-        <w:t xml:space="preserve">Eligibility criteria</w:t>
-      </w:r>
-      <w:r>
-        <w:t xml:space="preserve">: Selecting a</w:t>
-      </w:r>
-      <w:r>
-        <w:t xml:space="preserve"> </w:t>
-      </w:r>
-      <w:r>
-        <w:t xml:space="preserve">“baseline”</w:t>
-      </w:r>
-      <w:r>
-        <w:t xml:space="preserve"> </w:t>
-      </w:r>
-      <w:r>
-        <w:t xml:space="preserve">requires defining a point in time</w:t>
-      </w:r>
-      <w:r>
-        <w:t xml:space="preserve"> </w:t>
-      </w:r>
-      <w:r>
-        <w:t xml:space="preserve">that matches the trial’s entry criterion.</w:t>
-      </w:r>
-      <w:r>
-        <w:t xml:space="preserve"> </w:t>
-      </w:r>
-      <w:r>
-        <w:t xml:space="preserve">In longitudinal databases this may be complex (see time zero, Section 22.4).</w:t>
-      </w:r>
-    </w:p>
-    <w:p>
-      <w:pPr>
-        <w:pStyle w:val="Compact"/>
-        <w:numPr>
-          <w:ilvl w:val="0"/>
-          <w:numId w:val="1001"/>
-        </w:numPr>
-      </w:pPr>
-      <w:r>
-        <w:rPr>
-          <w:b/>
-          <w:bCs/>
-        </w:rPr>
-        <w:t xml:space="preserve">Treatment strategies</w:t>
-      </w:r>
-      <w:r>
-        <w:t xml:space="preserve">: Real-world treatment patterns may not map cleanly</w:t>
-      </w:r>
-      <w:r>
-        <w:t xml:space="preserve"> </w:t>
-      </w:r>
-      <w:r>
-        <w:t xml:space="preserve">onto trial strategies; grace periods and adherence windows are needed.</w:t>
-      </w:r>
-    </w:p>
-    <w:p>
-      <w:pPr>
-        <w:pStyle w:val="Compact"/>
-        <w:numPr>
-          <w:ilvl w:val="0"/>
-          <w:numId w:val="1001"/>
-        </w:numPr>
-      </w:pPr>
-      <w:r>
-        <w:rPr>
-          <w:b/>
-          <w:bCs/>
-        </w:rPr>
-        <w:t xml:space="preserve">Confounding</w:t>
-      </w:r>
-      <w:r>
-        <w:t xml:space="preserve">: The absence of randomization requires adjustment for baseline</w:t>
-      </w:r>
-      <w:r>
-        <w:t xml:space="preserve"> </w:t>
-      </w:r>
-      <w:r>
-        <w:t xml:space="preserve">and time-varying confounders, introducing the challenges of Chapters 19–21.</w:t>
-      </w:r>
-    </w:p>
-    <w:p>
-      <w:pPr>
-        <w:pStyle w:val="Compact"/>
-        <w:numPr>
-          <w:ilvl w:val="0"/>
-          <w:numId w:val="1001"/>
-        </w:numPr>
-      </w:pPr>
-      <w:r>
-        <w:rPr>
-          <w:b/>
-          <w:bCs/>
-        </w:rPr>
-        <w:t xml:space="preserve">Outcome ascertainment</w:t>
-      </w:r>
-      <w:r>
-        <w:t xml:space="preserve">: Administrative data may under-code events,</w:t>
-      </w:r>
-      <w:r>
-        <w:t xml:space="preserve"> </w:t>
-      </w:r>
-      <w:r>
-        <w:t xml:space="preserve">requiring validation studies.</w:t>
-      </w:r>
-    </w:p>
-    <w:bookmarkEnd w:id="17"/>
-    <w:bookmarkStart w:id="18" w:name="X465edcb69a34ad4c0d5ba9ea1e6084161a32cb9"/>
-    <w:p>
-      <w:pPr>
-        <w:pStyle w:val="Heading3"/>
-      </w:pPr>
-      <w:r>
-        <w:t xml:space="preserve">3.2 The Per-Protocol Estimand in the Emulation</w:t>
-      </w:r>
-    </w:p>
-    <w:p>
-      <w:pPr>
-        <w:pStyle w:val="FirstParagraph"/>
-      </w:pPr>
-      <w:r>
-        <w:t xml:space="preserve">In the emulation, the PP analysis requires censoring participants</w:t>
-      </w:r>
-      <w:r>
-        <w:t xml:space="preserve"> </w:t>
-      </w:r>
-      <w:r>
-        <w:t xml:space="preserve">when they deviate from their</w:t>
-      </w:r>
-      <w:r>
-        <w:t xml:space="preserve"> </w:t>
-      </w:r>
-      <w:r>
-        <w:t xml:space="preserve">“assigned”</w:t>
-      </w:r>
-      <w:r>
-        <w:t xml:space="preserve"> </w:t>
-      </w:r>
-      <w:r>
-        <w:t xml:space="preserve">strategy</w:t>
-      </w:r>
-      <w:r>
-        <w:t xml:space="preserve"> </w:t>
-      </w:r>
-      <w:r>
-        <w:t xml:space="preserve">(the strategy they were on at time zero).</w:t>
-      </w:r>
-      <w:r>
-        <w:t xml:space="preserve"> </w:t>
-      </w:r>
-      <w:r>
-        <w:t xml:space="preserve">For example, under strategy 2 (</w:t>
-      </w:r>
-      <w:r>
-        <w:t xml:space="preserve">“defer ART until CD4 &lt; 350”</w:t>
-      </w:r>
-      <w:r>
-        <w:t xml:space="preserve">),</w:t>
-      </w:r>
-      <w:r>
-        <w:t xml:space="preserve"> </w:t>
-      </w:r>
-      <w:r>
-        <w:t xml:space="preserve">a participant is censored if they initiate ART before their CD4 reaches 350.</w:t>
-      </w:r>
-      <w:r>
-        <w:t xml:space="preserve"> </w:t>
-      </w:r>
-      <w:r>
-        <w:t xml:space="preserve">This censoring is informative — sicker patients are more likely to start ART early —</w:t>
-      </w:r>
-      <w:r>
-        <w:t xml:space="preserve"> </w:t>
-      </w:r>
-      <w:r>
-        <w:t xml:space="preserve">so censoring IP weights are needed.</w:t>
-      </w:r>
-    </w:p>
-    <w:p>
-      <w:pPr>
-        <w:pStyle w:val="BodyText"/>
-      </w:pPr>
-      <w:r>
-        <w:t xml:space="preserve">The per-protocol analysis thus requires:</w:t>
-      </w:r>
-    </w:p>
-    <w:p>
-      <w:pPr>
-        <w:pStyle w:val="Compact"/>
-        <w:numPr>
-          <w:ilvl w:val="0"/>
-          <w:numId w:val="1002"/>
-        </w:numPr>
-      </w:pPr>
-      <w:r>
-        <w:t xml:space="preserve">Unstabilized or stabilized treatment IP weights (</w:t>
-      </w:r>
-      <m:oMath>
-        <m:r>
-          <m:t>S</m:t>
-        </m:r>
-        <m:sSup>
-          <m:e>
-            <m:r>
-              <m:t>W</m:t>
-            </m:r>
-          </m:e>
-          <m:sup>
-            <m:r>
-              <m:t>A</m:t>
-            </m:r>
-          </m:sup>
-        </m:sSup>
-      </m:oMath>
-      <w:r>
-        <w:t xml:space="preserve">),</w:t>
-      </w:r>
-      <w:r>
-        <w:t xml:space="preserve"> </w:t>
-      </w:r>
-      <w:r>
-        <w:t xml:space="preserve">to adjust for confounding of treatment decisions.</w:t>
-      </w:r>
-    </w:p>
-    <w:p>
-      <w:pPr>
-        <w:pStyle w:val="Compact"/>
-        <w:numPr>
-          <w:ilvl w:val="0"/>
-          <w:numId w:val="1002"/>
-        </w:numPr>
-      </w:pPr>
-      <w:r>
-        <w:t xml:space="preserve">Censoring IP weights (</w:t>
-      </w:r>
-      <m:oMath>
-        <m:r>
-          <m:t>S</m:t>
-        </m:r>
-        <m:sSup>
-          <m:e>
-            <m:r>
-              <m:t>W</m:t>
-            </m:r>
-          </m:e>
-          <m:sup>
-            <m:r>
-              <m:t>C</m:t>
-            </m:r>
-          </m:sup>
-        </m:sSup>
-      </m:oMath>
-      <w:r>
-        <w:t xml:space="preserve">),</w:t>
-      </w:r>
-      <w:r>
-        <w:t xml:space="preserve"> </w:t>
-      </w:r>
-      <w:r>
-        <w:t xml:space="preserve">to adjust for selection bias from protocol deviations.</w:t>
-      </w:r>
-    </w:p>
-    <w:p>
-      <w:pPr>
-        <w:pStyle w:val="Compact"/>
-        <w:numPr>
-          <w:ilvl w:val="0"/>
-          <w:numId w:val="1002"/>
-        </w:numPr>
-      </w:pPr>
-      <w:r>
-        <w:t xml:space="preserve">A MSM or g-formula to estimate the counterfactual mean outcome.</w:t>
-      </w:r>
-    </w:p>
-    <w:bookmarkEnd w:id="18"/>
-    <w:bookmarkEnd w:id="19"/>
-    <w:bookmarkStart w:id="24" w:name="time-zero-p.-315"/>
-    <w:p>
-      <w:pPr>
-        <w:pStyle w:val="Heading2"/>
-      </w:pPr>
-      <w:r>
-        <w:t xml:space="preserve">4 22.4 Time Zero (p. 315)</w:t>
-      </w:r>
-    </w:p>
-    <w:p>
-      <w:r>
-        <w:pict>
-          <v:rect style="width:0;height:1.5pt" o:hralign="center" o:hrstd="t" o:hr="t"/>
-        </w:pict>
-      </w:r>
-    </w:p>
-    <w:p>
-      <w:pPr>
-        <w:pStyle w:val="FirstParagraph"/>
-      </w:pPr>
-      <w:r>
-        <w:rPr>
-          <w:b/>
-          <w:bCs/>
-        </w:rPr>
-        <w:t xml:space="preserve">Time zero</w:t>
-      </w:r>
-      <w:r>
-        <w:t xml:space="preserve"> </w:t>
-      </w:r>
-      <w:r>
-        <w:t xml:space="preserve">— the moment at which follow-up begins for each individual —</w:t>
-      </w:r>
-      <w:r>
-        <w:t xml:space="preserve"> </w:t>
-      </w:r>
-      <w:r>
-        <w:t xml:space="preserve">is one of the most consequential choices in any observational study.</w:t>
-      </w:r>
-      <w:r>
-        <w:t xml:space="preserve"> </w:t>
-      </w:r>
-      <w:r>
-        <w:t xml:space="preserve">Errors in defining time zero are responsible for a large class of systematic biases</w:t>
-      </w:r>
-      <w:r>
-        <w:t xml:space="preserve"> </w:t>
-      </w:r>
-      <w:r>
-        <w:t xml:space="preserve">in the observational literature.</w:t>
+        <w:t xml:space="preserve"> </w:t>
       </w:r>
     </w:p>
     <w:tbl>
@@ -2331,7 +1397,7 @@
               <w:spacing w:before="16" w:after="64"/>
             </w:pPr>
           </w:p>
-          <w:bookmarkStart w:id="20" w:name="def-time-zero"/>
+          <w:bookmarkStart w:id="15" w:name="def-sustained-strategies"/>
           <w:p>
             <w:pPr>
               <w:pStyle w:val="BodyText"/>
@@ -2341,100 +1407,758 @@
                 <w:b/>
                 <w:bCs/>
               </w:rPr>
-              <w:t xml:space="preserve">Definition 3 (Time Zero)</w:t>
+              <w:t xml:space="preserve">Definition 3 (Sustained Treatment Strategies)</w:t>
             </w:r>
             <w:r>
               <w:t xml:space="preserve"> </w:t>
             </w:r>
             <w:r>
-              <w:t xml:space="preserve">Time zero for an individual is the point in calendar time at which:</w:t>
+              <w:t xml:space="preserve">A</w:t>
+            </w:r>
+            <w:r>
+              <w:t xml:space="preserve"> </w:t>
+            </w:r>
+            <w:r>
+              <w:rPr>
+                <w:b/>
+                <w:bCs/>
+              </w:rPr>
+              <w:t xml:space="preserve">sustained strategy</w:t>
+            </w:r>
+            <w:r>
+              <w:t xml:space="preserve"> </w:t>
+            </w:r>
+            <w:r>
+              <w:t xml:space="preserve">specifies a sequence of treatment decisions</w:t>
+            </w:r>
+            <w:r>
+              <w:t xml:space="preserve"> </w:t>
+            </w:r>
+            <w:r>
+              <w:t xml:space="preserve">over the entire follow-up period, not just a single decision at baseline.</w:t>
             </w:r>
           </w:p>
-          <w:p>
-            <w:pPr>
-              <w:pStyle w:val="Compact"/>
-              <w:numPr>
-                <w:ilvl w:val="0"/>
-                <w:numId w:val="1003"/>
-              </w:numPr>
-            </w:pPr>
-            <w:r>
-              <w:t xml:space="preserve">The individual meets the eligibility criteria of the target trial.</w:t>
-            </w:r>
-          </w:p>
-          <w:p>
-            <w:pPr>
-              <w:pStyle w:val="Compact"/>
-              <w:numPr>
-                <w:ilvl w:val="0"/>
-                <w:numId w:val="1003"/>
-              </w:numPr>
-            </w:pPr>
-            <w:r>
-              <w:t xml:space="preserve">The individual’s treatment strategy is assigned (or, in the emulation, observed).</w:t>
-            </w:r>
-          </w:p>
-          <w:p>
-            <w:pPr>
-              <w:pStyle w:val="Compact"/>
-              <w:numPr>
-                <w:ilvl w:val="0"/>
-                <w:numId w:val="1003"/>
-              </w:numPr>
-            </w:pPr>
-            <w:r>
-              <w:t xml:space="preserve">Follow-up for outcomes begins.</w:t>
-            </w:r>
-          </w:p>
-          <w:p>
-            <w:pPr>
-              <w:pStyle w:val="FirstParagraph"/>
-            </w:pPr>
-            <w:r>
-              <w:t xml:space="preserve">All three conditions must be satisfied simultaneously at time zero.</w:t>
-            </w:r>
-          </w:p>
-          <w:bookmarkEnd w:id="20"/>
+          <w:bookmarkEnd w:id="15"/>
         </w:tc>
       </w:tr>
     </w:tbl>
-    <w:bookmarkStart w:id="22" w:name="immortal-time-bias"/>
+    <w:p>
+      <w:pPr>
+        <w:pStyle w:val="BodyText"/>
+      </w:pPr>
+      <w:r>
+        <w:t xml:space="preserve">The treatment strategies in the target trial above are sustained strategies.</w:t>
+      </w:r>
+      <w:r>
+        <w:t xml:space="preserve"> </w:t>
+      </w:r>
+      <w:r>
+        <w:t xml:space="preserve">Strategy 1 is</w:t>
+      </w:r>
+      <w:r>
+        <w:t xml:space="preserve"> </w:t>
+      </w:r>
+      <w:r>
+        <w:t xml:space="preserve">“always treat”</w:t>
+      </w:r>
+      <w:r>
+        <w:t xml:space="preserve"> </w:t>
+      </w:r>
+      <w:r>
+        <w:t xml:space="preserve">(</w:t>
+      </w:r>
+      <m:oMath>
+        <m:acc>
+          <m:accPr>
+            <m:chr m:val="‾"/>
+          </m:accPr>
+          <m:e>
+            <m:r>
+              <m:t>a</m:t>
+            </m:r>
+          </m:e>
+        </m:acc>
+        <m:r>
+          <m:rPr>
+            <m:sty m:val="p"/>
+          </m:rPr>
+          <m:t>=</m:t>
+        </m:r>
+        <m:acc>
+          <m:accPr>
+            <m:chr m:val="‾"/>
+          </m:accPr>
+          <m:e>
+            <m:r>
+              <m:t>1</m:t>
+            </m:r>
+          </m:e>
+        </m:acc>
+      </m:oMath>
+      <w:r>
+        <w:t xml:space="preserve">);</w:t>
+      </w:r>
+      <w:r>
+        <w:t xml:space="preserve"> </w:t>
+      </w:r>
+      <w:r>
+        <w:t xml:space="preserve">strategy 2 is the dynamic strategy</w:t>
+      </w:r>
+      <w:r>
+        <w:t xml:space="preserve"> </w:t>
+      </w:r>
+      <w:r>
+        <w:t xml:space="preserve">“do not treat until CD4 &lt; 350, then treat.”</w:t>
+      </w:r>
+    </w:p>
+    <w:bookmarkStart w:id="16" w:name="why-sustained-strategies-are-important"/>
     <w:p>
       <w:pPr>
         <w:pStyle w:val="Heading3"/>
       </w:pPr>
       <w:r>
-        <w:t xml:space="preserve">4.1 Immortal Time Bias</w:t>
+        <w:t xml:space="preserve">2.1 Why Sustained Strategies Are Important</w:t>
       </w:r>
     </w:p>
     <w:p>
       <w:pPr>
         <w:pStyle w:val="FirstParagraph"/>
+      </w:pPr>
+      <w:r>
+        <w:t xml:space="preserve">Many real-world clinical interventions involve decisions made repeatedly over time.</w:t>
+      </w:r>
+      <w:r>
+        <w:t xml:space="preserve"> </w:t>
+      </w:r>
+      <w:r>
+        <w:t xml:space="preserve">The causal effect of sustained</w:t>
+      </w:r>
+      <w:r>
+        <w:t xml:space="preserve"> </w:t>
+      </w:r>
+      <w:r>
+        <w:t xml:space="preserve">“always treat”</w:t>
+      </w:r>
+      <w:r>
+        <w:t xml:space="preserve"> </w:t>
+      </w:r>
+      <w:r>
+        <w:t xml:space="preserve">versus sustained</w:t>
+      </w:r>
+      <w:r>
+        <w:t xml:space="preserve"> </w:t>
+      </w:r>
+      <w:r>
+        <w:t xml:space="preserve">“never treat”</w:t>
+      </w:r>
+      <w:r>
+        <w:t xml:space="preserve"> </w:t>
+      </w:r>
+      <w:r>
+        <w:t xml:space="preserve">is often different —</w:t>
+      </w:r>
+      <w:r>
+        <w:t xml:space="preserve"> </w:t>
+      </w:r>
+      <w:r>
+        <w:t xml:space="preserve">sometimes radically so — from the effect of a single treatment initiation at baseline.</w:t>
+      </w:r>
+      <w:r>
+        <w:t xml:space="preserve"> </w:t>
+      </w:r>
+      <w:r>
+        <w:t xml:space="preserve">The target trial framework makes this explicit by requiring the analyst to specify</w:t>
+      </w:r>
+      <w:r>
+        <w:t xml:space="preserve"> </w:t>
+      </w:r>
+      <w:r>
+        <w:t xml:space="preserve">what the treatment strategy</w:t>
+      </w:r>
+      <w:r>
+        <w:t xml:space="preserve"> </w:t>
+      </w:r>
+      <w:r>
+        <w:rPr>
+          <w:i/>
+          <w:iCs/>
+        </w:rPr>
+        <w:t xml:space="preserve">is</w:t>
+      </w:r>
+      <w:r>
+        <w:t xml:space="preserve"> </w:t>
+      </w:r>
+      <w:r>
+        <w:t xml:space="preserve">over the entire follow-up,</w:t>
+      </w:r>
+      <w:r>
+        <w:t xml:space="preserve"> </w:t>
+      </w:r>
+      <w:r>
+        <w:t xml:space="preserve">not just at the moment of treatment initiation.</w:t>
+      </w:r>
+    </w:p>
+    <w:p>
+      <w:pPr>
+        <w:pStyle w:val="BodyText"/>
       </w:pPr>
       <w:r>
         <w:rPr>
           <w:b/>
           <w:bCs/>
         </w:rPr>
-        <w:t xml:space="preserve">Immortal time bias</w:t>
-      </w:r>
-      <w:r>
-        <w:t xml:space="preserve"> </w:t>
-      </w:r>
-      <w:r>
-        <w:t xml:space="preserve">arises when there is a period of follow-up before time zero</w:t>
-      </w:r>
-      <w:r>
-        <w:t xml:space="preserve"> </w:t>
-      </w:r>
-      <w:r>
-        <w:t xml:space="preserve">during which individuals cannot experience the outcome by design</w:t>
-      </w:r>
-      <w:r>
-        <w:t xml:space="preserve"> </w:t>
-      </w:r>
-      <w:r>
-        <w:t xml:space="preserve">(because they must survive to meet the eligibility criterion or to be</w:t>
+        <w:t xml:space="preserve">Active comparator designs</w:t>
+      </w:r>
+      <w:r>
+        <w:t xml:space="preserve">:</w:t>
+      </w:r>
+    </w:p>
+    <w:p>
+      <w:pPr>
+        <w:pStyle w:val="BodyText"/>
+      </w:pPr>
+      <w:r>
+        <w:t xml:space="preserve">A well-designed target trial uses</w:t>
+      </w:r>
+      <w:r>
+        <w:t xml:space="preserve"> </w:t>
+      </w:r>
+      <w:r>
+        <w:rPr>
+          <w:b/>
+          <w:bCs/>
+        </w:rPr>
+        <w:t xml:space="preserve">active comparators</w:t>
+      </w:r>
+      <w:r>
+        <w:t xml:space="preserve"> </w:t>
+      </w:r>
+      <w:r>
+        <w:t xml:space="preserve">rather than comparing treated</w:t>
+      </w:r>
+      <w:r>
+        <w:t xml:space="preserve"> </w:t>
+      </w:r>
+      <w:r>
+        <w:t xml:space="preserve">to completely untreated individuals.</w:t>
+      </w:r>
+      <w:r>
+        <w:t xml:space="preserve"> </w:t>
+      </w:r>
+      <w:r>
+        <w:t xml:space="preserve">The</w:t>
+      </w:r>
+      <w:r>
+        <w:t xml:space="preserve"> </w:t>
+      </w:r>
+      <w:r>
+        <w:t xml:space="preserve">“new user, active comparator”</w:t>
+      </w:r>
+      <w:r>
+        <w:t xml:space="preserve"> </w:t>
+      </w:r>
+      <w:r>
+        <w:t xml:space="preserve">design, in which both strategies begin treatment</w:t>
+      </w:r>
+      <w:r>
+        <w:t xml:space="preserve"> </w:t>
+      </w:r>
+      <w:r>
+        <w:t xml:space="preserve">(just of different types or at different thresholds), tends to produce better-calibrated</w:t>
+      </w:r>
+      <w:r>
+        <w:t xml:space="preserve"> </w:t>
+      </w:r>
+      <w:r>
+        <w:t xml:space="preserve">observational estimates because it more closely mirrors the actual clinical decision.</w:t>
+      </w:r>
+      <w:r>
+        <w:t xml:space="preserve"> </w:t>
+      </w:r>
+      <w:r>
+        <w:t xml:space="preserve">Comparing new users of drug A to non-users of any drug conflates the effect of drug A</w:t>
+      </w:r>
+      <w:r>
+        <w:t xml:space="preserve"> </w:t>
+      </w:r>
+      <w:r>
+        <w:t xml:space="preserve">with the effect of the clinical decision to initiate any treatment.</w:t>
+      </w:r>
+    </w:p>
+    <w:p>
+      <w:pPr>
+        <w:pStyle w:val="BodyText"/>
+      </w:pPr>
+      <w:r>
+        <w:rPr>
+          <w:b/>
+          <w:bCs/>
+        </w:rPr>
+        <w:t xml:space="preserve">Intention-to-treat in the target trial</w:t>
+      </w:r>
+      <w:r>
+        <w:t xml:space="preserve">:</w:t>
+      </w:r>
+      <w:r>
+        <w:t xml:space="preserve"> </w:t>
+      </w:r>
+      <w:r>
+        <w:t xml:space="preserve">The target trial ITT effect compares individuals by their</w:t>
+      </w:r>
+      <w:r>
+        <w:t xml:space="preserve"> </w:t>
+      </w:r>
+      <w:r>
+        <w:rPr>
+          <w:i/>
+          <w:iCs/>
+        </w:rPr>
+        <w:t xml:space="preserve">assigned</w:t>
+      </w:r>
+      <w:r>
+        <w:t xml:space="preserve"> </w:t>
+      </w:r>
+      <w:r>
+        <w:t xml:space="preserve">strategy at time zero,</w:t>
+      </w:r>
+      <w:r>
+        <w:t xml:space="preserve"> </w:t>
+      </w:r>
+      <w:r>
+        <w:t xml:space="preserve">regardless of subsequent deviations.</w:t>
+      </w:r>
+      <w:r>
+        <w:t xml:space="preserve"> </w:t>
+      </w:r>
+      <w:r>
+        <w:t xml:space="preserve">In the emulation with observational data, this translates to comparing individuals</w:t>
+      </w:r>
+      <w:r>
+        <w:t xml:space="preserve"> </w:t>
+      </w:r>
+      <w:r>
+        <w:t xml:space="preserve">by their</w:t>
+      </w:r>
+      <w:r>
+        <w:t xml:space="preserve"> </w:t>
+      </w:r>
+      <w:r>
+        <w:rPr>
+          <w:i/>
+          <w:iCs/>
+        </w:rPr>
+        <w:t xml:space="preserve">actual</w:t>
+      </w:r>
+      <w:r>
+        <w:t xml:space="preserve"> </w:t>
+      </w:r>
+      <w:r>
+        <w:t xml:space="preserve">treatment initiation at time zero,</w:t>
+      </w:r>
+      <w:r>
+        <w:t xml:space="preserve"> </w:t>
+      </w:r>
+      <w:r>
+        <w:t xml:space="preserve">ignoring later changes in treatment.</w:t>
+      </w:r>
+      <w:r>
+        <w:t xml:space="preserve"> </w:t>
+      </w:r>
+      <w:r>
+        <w:t xml:space="preserve">This is easier to implement but often not the most clinically relevant estimand.</w:t>
+      </w:r>
+    </w:p>
+    <w:bookmarkEnd w:id="16"/>
+    <w:bookmarkEnd w:id="17"/>
+    <w:bookmarkStart w:id="20" w:name="X734dc8e0c51d56d14c679c837e3fcafd460c4b5"/>
+    <w:p>
+      <w:pPr>
+        <w:pStyle w:val="Heading2"/>
+      </w:pPr>
+      <w:r>
+        <w:t xml:space="preserve">3 22.3 Emulating a Target Trial with Sustained Strategies (p. 313)</w:t>
+      </w:r>
+    </w:p>
+    <w:p>
+      <w:r>
+        <w:pict>
+          <v:rect style="width:0;height:1.5pt" o:hralign="center" o:hrstd="t" o:hr="t"/>
+        </w:pict>
+      </w:r>
+    </w:p>
+    <w:p>
+      <w:pPr>
+        <w:pStyle w:val="FirstParagraph"/>
+      </w:pPr>
+      <w:r>
+        <w:t xml:space="preserve">Emulating the target trial means reproducing each component</w:t>
+      </w:r>
+      <w:r>
+        <w:t xml:space="preserve"> </w:t>
+      </w:r>
+      <w:r>
+        <w:t xml:space="preserve">of the trial specification using observational data.</w:t>
+      </w:r>
+    </w:p>
+    <w:bookmarkStart w:id="18" w:name="emulating-each-component"/>
+    <w:p>
+      <w:pPr>
+        <w:pStyle w:val="Heading3"/>
+      </w:pPr>
+      <w:r>
+        <w:t xml:space="preserve">3.1 Emulating Each Component</w:t>
+      </w:r>
+    </w:p>
+    <w:p>
+      <w:pPr>
+        <w:pStyle w:val="FirstParagraph"/>
+      </w:pPr>
+      <w:r>
+        <w:rPr>
+          <w:b/>
+          <w:bCs/>
+        </w:rPr>
+        <w:t xml:space="preserve">Eligibility criteria</w:t>
+      </w:r>
+      <w:r>
+        <w:t xml:space="preserve">: Apply the same eligibility criteria</w:t>
+      </w:r>
+      <w:r>
+        <w:t xml:space="preserve"> </w:t>
+      </w:r>
+      <w:r>
+        <w:t xml:space="preserve">to the observational cohort as would have been used in the trial</w:t>
+      </w:r>
+      <w:r>
+        <w:t xml:space="preserve"> </w:t>
+      </w:r>
+      <w:r>
+        <w:t xml:space="preserve">(e.g., HIV-positive, CD4 &gt; 350, no prior ART).</w:t>
+      </w:r>
+      <w:r>
+        <w:t xml:space="preserve"> </w:t>
+      </w:r>
+      <w:r>
+        <w:t xml:space="preserve">Any individual who meets the criteria at some calendar time can serve as a</w:t>
+      </w:r>
+      <w:r>
+        <w:t xml:space="preserve"> </w:t>
+      </w:r>
+      <w:r>
+        <w:t xml:space="preserve">“trial participant”</w:t>
+      </w:r>
+      <w:r>
+        <w:t xml:space="preserve"> </w:t>
+      </w:r>
+      <w:r>
+        <w:t xml:space="preserve">at that time, creating</w:t>
+      </w:r>
+      <w:r>
+        <w:t xml:space="preserve"> </w:t>
+      </w:r>
+      <w:r>
+        <w:rPr>
+          <w:b/>
+          <w:bCs/>
+        </w:rPr>
+        <w:t xml:space="preserve">sequential trials</w:t>
+      </w:r>
+      <w:r>
+        <w:t xml:space="preserve"> </w:t>
+      </w:r>
+      <w:r>
+        <w:t xml:space="preserve">(discussed in Section 22.4).</w:t>
+      </w:r>
+    </w:p>
+    <w:p>
+      <w:pPr>
+        <w:pStyle w:val="BodyText"/>
+      </w:pPr>
+      <w:r>
+        <w:rPr>
+          <w:b/>
+          <w:bCs/>
+        </w:rPr>
+        <w:t xml:space="preserve">Treatment strategies</w:t>
+      </w:r>
+      <w:r>
+        <w:t xml:space="preserve">: Observe which individuals followed the target strategies</w:t>
+      </w:r>
+      <w:r>
+        <w:t xml:space="preserve"> </w:t>
+      </w:r>
+      <w:r>
+        <w:t xml:space="preserve">(initiated immediately or waited until CD4 &lt; 350).</w:t>
+      </w:r>
+      <w:r>
+        <w:t xml:space="preserve"> </w:t>
+      </w:r>
+      <w:r>
+        <w:t xml:space="preserve">For the per-protocol analysis, censor individuals when they deviate from the strategy.</w:t>
+      </w:r>
+    </w:p>
+    <w:p>
+      <w:pPr>
+        <w:pStyle w:val="BodyText"/>
+      </w:pPr>
+      <w:r>
+        <w:rPr>
+          <w:b/>
+          <w:bCs/>
+        </w:rPr>
+        <w:t xml:space="preserve">Assignment mechanism</w:t>
+      </w:r>
+      <w:r>
+        <w:t xml:space="preserve">: In the trial, assignment is random.</w:t>
+      </w:r>
+      <w:r>
+        <w:t xml:space="preserve"> </w:t>
+      </w:r>
+      <w:r>
+        <w:t xml:space="preserve">In the emulation, treatment initiation is not random — it depends on measured</w:t>
+      </w:r>
+      <w:r>
+        <w:t xml:space="preserve"> </w:t>
+      </w:r>
+      <w:r>
+        <w:t xml:space="preserve">and unmeasured clinical characteristics.</w:t>
+      </w:r>
+      <w:r>
+        <w:t xml:space="preserve"> </w:t>
+      </w:r>
+      <w:r>
+        <w:t xml:space="preserve">Sequential exchangeability (conditional on measured covariates) is the identifying assumption.</w:t>
+      </w:r>
+    </w:p>
+    <w:p>
+      <w:pPr>
+        <w:pStyle w:val="BodyText"/>
+      </w:pPr>
+      <w:r>
+        <w:rPr>
+          <w:b/>
+          <w:bCs/>
+        </w:rPr>
+        <w:t xml:space="preserve">Follow-up and outcome</w:t>
+      </w:r>
+      <w:r>
+        <w:t xml:space="preserve">: Use the same outcome definition and follow-up rules</w:t>
+      </w:r>
+      <w:r>
+        <w:t xml:space="preserve"> </w:t>
+      </w:r>
+      <w:r>
+        <w:t xml:space="preserve">as specified in the target trial.</w:t>
+      </w:r>
+      <w:r>
+        <w:t xml:space="preserve"> </w:t>
+      </w:r>
+      <w:r>
+        <w:t xml:space="preserve">Informative censoring (due to loss to follow-up or deviating from protocol)</w:t>
+      </w:r>
+      <w:r>
+        <w:t xml:space="preserve"> </w:t>
+      </w:r>
+      <w:r>
+        <w:t xml:space="preserve">is handled via censoring IP weights.</w:t>
+      </w:r>
+    </w:p>
+    <w:p>
+      <w:pPr>
+        <w:pStyle w:val="BodyText"/>
+      </w:pPr>
+      <w:r>
+        <w:rPr>
+          <w:b/>
+          <w:bCs/>
+        </w:rPr>
+        <w:t xml:space="preserve">Analysis</w:t>
+      </w:r>
+      <w:r>
+        <w:t xml:space="preserve">: Apply the g-methods of Chapter 21.</w:t>
+      </w:r>
+      <w:r>
+        <w:t xml:space="preserve"> </w:t>
+      </w:r>
+      <w:r>
+        <w:t xml:space="preserve">For the ITT analysis, compare the two initiation groups without adjustment for post-baseline treatment.</w:t>
+      </w:r>
+      <w:r>
+        <w:t xml:space="preserve"> </w:t>
+      </w:r>
+      <w:r>
+        <w:t xml:space="preserve">For the PP analysis, use IP weighting to adjust for time-varying confounders of adherence.</w:t>
+      </w:r>
+    </w:p>
+    <w:p>
+      <w:pPr>
+        <w:pStyle w:val="BodyText"/>
+      </w:pPr>
+      <w:r>
+        <w:rPr>
+          <w:b/>
+          <w:bCs/>
+        </w:rPr>
+        <w:t xml:space="preserve">Why emulation is not trivial</w:t>
+      </w:r>
+      <w:r>
+        <w:t xml:space="preserve">:</w:t>
+      </w:r>
+    </w:p>
+    <w:p>
+      <w:pPr>
+        <w:pStyle w:val="BodyText"/>
+      </w:pPr>
+      <w:r>
+        <w:t xml:space="preserve">Each component of the target trial introduces potential sources of bias when emulated</w:t>
+      </w:r>
+      <w:r>
+        <w:t xml:space="preserve"> </w:t>
+      </w:r>
+      <w:r>
+        <w:t xml:space="preserve">with observational data:</w:t>
+      </w:r>
+    </w:p>
+    <w:p>
+      <w:pPr>
+        <w:pStyle w:val="Compact"/>
+        <w:numPr>
+          <w:ilvl w:val="0"/>
+          <w:numId w:val="1001"/>
+        </w:numPr>
+      </w:pPr>
+      <w:r>
+        <w:rPr>
+          <w:b/>
+          <w:bCs/>
+        </w:rPr>
+        <w:t xml:space="preserve">Eligibility criteria</w:t>
+      </w:r>
+      <w:r>
+        <w:t xml:space="preserve">: Selecting a</w:t>
+      </w:r>
+      <w:r>
+        <w:t xml:space="preserve"> </w:t>
+      </w:r>
+      <w:r>
+        <w:t xml:space="preserve">“baseline”</w:t>
+      </w:r>
+      <w:r>
+        <w:t xml:space="preserve"> </w:t>
+      </w:r>
+      <w:r>
+        <w:t xml:space="preserve">requires defining a point in time</w:t>
+      </w:r>
+      <w:r>
+        <w:t xml:space="preserve"> </w:t>
+      </w:r>
+      <w:r>
+        <w:t xml:space="preserve">that matches the trial’s entry criterion.</w:t>
+      </w:r>
+      <w:r>
+        <w:t xml:space="preserve"> </w:t>
+      </w:r>
+      <w:r>
+        <w:t xml:space="preserve">In longitudinal databases this may be complex (see time zero, Section 22.4).</w:t>
+      </w:r>
+    </w:p>
+    <w:p>
+      <w:pPr>
+        <w:pStyle w:val="Compact"/>
+        <w:numPr>
+          <w:ilvl w:val="0"/>
+          <w:numId w:val="1001"/>
+        </w:numPr>
+      </w:pPr>
+      <w:r>
+        <w:rPr>
+          <w:b/>
+          <w:bCs/>
+        </w:rPr>
+        <w:t xml:space="preserve">Treatment strategies</w:t>
+      </w:r>
+      <w:r>
+        <w:t xml:space="preserve">: Real-world treatment patterns may not map cleanly</w:t>
+      </w:r>
+      <w:r>
+        <w:t xml:space="preserve"> </w:t>
+      </w:r>
+      <w:r>
+        <w:t xml:space="preserve">onto trial strategies; grace periods and adherence windows are needed.</w:t>
+      </w:r>
+    </w:p>
+    <w:p>
+      <w:pPr>
+        <w:pStyle w:val="Compact"/>
+        <w:numPr>
+          <w:ilvl w:val="0"/>
+          <w:numId w:val="1001"/>
+        </w:numPr>
+      </w:pPr>
+      <w:r>
+        <w:rPr>
+          <w:b/>
+          <w:bCs/>
+        </w:rPr>
+        <w:t xml:space="preserve">Confounding</w:t>
+      </w:r>
+      <w:r>
+        <w:t xml:space="preserve">: The absence of randomization requires adjustment for baseline</w:t>
+      </w:r>
+      <w:r>
+        <w:t xml:space="preserve"> </w:t>
+      </w:r>
+      <w:r>
+        <w:t xml:space="preserve">and time-varying confounders, introducing the challenges of Chapters 19–21.</w:t>
+      </w:r>
+    </w:p>
+    <w:p>
+      <w:pPr>
+        <w:pStyle w:val="Compact"/>
+        <w:numPr>
+          <w:ilvl w:val="0"/>
+          <w:numId w:val="1001"/>
+        </w:numPr>
+      </w:pPr>
+      <w:r>
+        <w:rPr>
+          <w:b/>
+          <w:bCs/>
+        </w:rPr>
+        <w:t xml:space="preserve">Outcome ascertainment</w:t>
+      </w:r>
+      <w:r>
+        <w:t xml:space="preserve">: Administrative data may under-code events,</w:t>
+      </w:r>
+      <w:r>
+        <w:t xml:space="preserve"> </w:t>
+      </w:r>
+      <w:r>
+        <w:t xml:space="preserve">requiring validation studies.</w:t>
+      </w:r>
+    </w:p>
+    <w:bookmarkEnd w:id="18"/>
+    <w:bookmarkStart w:id="19" w:name="X465edcb69a34ad4c0d5ba9ea1e6084161a32cb9"/>
+    <w:p>
+      <w:pPr>
+        <w:pStyle w:val="Heading3"/>
+      </w:pPr>
+      <w:r>
+        <w:t xml:space="preserve">3.2 The Per-Protocol Estimand in the Emulation</w:t>
+      </w:r>
+    </w:p>
+    <w:p>
+      <w:pPr>
+        <w:pStyle w:val="FirstParagraph"/>
+      </w:pPr>
+      <w:r>
+        <w:t xml:space="preserve">In the emulation, the PP analysis requires censoring participants</w:t>
+      </w:r>
+      <w:r>
+        <w:t xml:space="preserve"> </w:t>
+      </w:r>
+      <w:r>
+        <w:t xml:space="preserve">when they deviate from their</w:t>
       </w:r>
       <w:r>
         <w:t xml:space="preserve"> </w:t>
@@ -2443,25 +2167,196 @@
         <w:t xml:space="preserve">“assigned”</w:t>
       </w:r>
       <w:r>
-        <w:t xml:space="preserve">).</w:t>
-      </w:r>
-      <w:r>
-        <w:t xml:space="preserve"> </w:t>
-      </w:r>
-      <w:r>
-        <w:t xml:space="preserve">If this immortal time is misclassified — for example, attributed to the treated group</w:t>
-      </w:r>
-      <w:r>
-        <w:t xml:space="preserve"> </w:t>
-      </w:r>
-      <w:r>
-        <w:t xml:space="preserve">when it actually preceded treatment initiation — the treated group appears to have</w:t>
-      </w:r>
-      <w:r>
-        <w:t xml:space="preserve"> </w:t>
-      </w:r>
-      <w:r>
-        <w:t xml:space="preserve">better outcomes simply because they could not have died during the immortal period.</w:t>
+        <w:t xml:space="preserve"> </w:t>
+      </w:r>
+      <w:r>
+        <w:t xml:space="preserve">strategy</w:t>
+      </w:r>
+      <w:r>
+        <w:t xml:space="preserve"> </w:t>
+      </w:r>
+      <w:r>
+        <w:t xml:space="preserve">(the strategy they were on at time zero).</w:t>
+      </w:r>
+      <w:r>
+        <w:t xml:space="preserve"> </w:t>
+      </w:r>
+      <w:r>
+        <w:t xml:space="preserve">For example, under strategy 2 (</w:t>
+      </w:r>
+      <w:r>
+        <w:t xml:space="preserve">“defer ART until CD4 &lt; 350”</w:t>
+      </w:r>
+      <w:r>
+        <w:t xml:space="preserve">),</w:t>
+      </w:r>
+      <w:r>
+        <w:t xml:space="preserve"> </w:t>
+      </w:r>
+      <w:r>
+        <w:t xml:space="preserve">a participant is censored if they initiate ART before their CD4 reaches 350.</w:t>
+      </w:r>
+      <w:r>
+        <w:t xml:space="preserve"> </w:t>
+      </w:r>
+      <w:r>
+        <w:t xml:space="preserve">This censoring is informative — sicker patients are more likely to start ART early —</w:t>
+      </w:r>
+      <w:r>
+        <w:t xml:space="preserve"> </w:t>
+      </w:r>
+      <w:r>
+        <w:t xml:space="preserve">so censoring IP weights are needed.</w:t>
+      </w:r>
+    </w:p>
+    <w:p>
+      <w:pPr>
+        <w:pStyle w:val="BodyText"/>
+      </w:pPr>
+      <w:r>
+        <w:t xml:space="preserve">The per-protocol analysis thus requires:</w:t>
+      </w:r>
+    </w:p>
+    <w:p>
+      <w:pPr>
+        <w:pStyle w:val="Compact"/>
+        <w:numPr>
+          <w:ilvl w:val="0"/>
+          <w:numId w:val="1002"/>
+        </w:numPr>
+      </w:pPr>
+      <w:r>
+        <w:t xml:space="preserve">Unstabilized or stabilized treatment IP weights (</w:t>
+      </w:r>
+      <m:oMath>
+        <m:r>
+          <m:t>S</m:t>
+        </m:r>
+        <m:sSup>
+          <m:e>
+            <m:r>
+              <m:t>W</m:t>
+            </m:r>
+          </m:e>
+          <m:sup>
+            <m:r>
+              <m:t>A</m:t>
+            </m:r>
+          </m:sup>
+        </m:sSup>
+      </m:oMath>
+      <w:r>
+        <w:t xml:space="preserve">),</w:t>
+      </w:r>
+      <w:r>
+        <w:t xml:space="preserve"> </w:t>
+      </w:r>
+      <w:r>
+        <w:t xml:space="preserve">to adjust for confounding of treatment decisions.</w:t>
+      </w:r>
+    </w:p>
+    <w:p>
+      <w:pPr>
+        <w:pStyle w:val="Compact"/>
+        <w:numPr>
+          <w:ilvl w:val="0"/>
+          <w:numId w:val="1002"/>
+        </w:numPr>
+      </w:pPr>
+      <w:r>
+        <w:t xml:space="preserve">Censoring IP weights (</w:t>
+      </w:r>
+      <m:oMath>
+        <m:r>
+          <m:t>S</m:t>
+        </m:r>
+        <m:sSup>
+          <m:e>
+            <m:r>
+              <m:t>W</m:t>
+            </m:r>
+          </m:e>
+          <m:sup>
+            <m:r>
+              <m:t>C</m:t>
+            </m:r>
+          </m:sup>
+        </m:sSup>
+      </m:oMath>
+      <w:r>
+        <w:t xml:space="preserve">),</w:t>
+      </w:r>
+      <w:r>
+        <w:t xml:space="preserve"> </w:t>
+      </w:r>
+      <w:r>
+        <w:t xml:space="preserve">to adjust for selection bias from protocol deviations.</w:t>
+      </w:r>
+    </w:p>
+    <w:p>
+      <w:pPr>
+        <w:pStyle w:val="Compact"/>
+        <w:numPr>
+          <w:ilvl w:val="0"/>
+          <w:numId w:val="1002"/>
+        </w:numPr>
+      </w:pPr>
+      <w:r>
+        <w:t xml:space="preserve">A MSM or g-formula to estimate the counterfactual mean outcome.</w:t>
+      </w:r>
+    </w:p>
+    <w:bookmarkEnd w:id="19"/>
+    <w:bookmarkEnd w:id="20"/>
+    <w:bookmarkStart w:id="27" w:name="time-zero-p.-315"/>
+    <w:p>
+      <w:pPr>
+        <w:pStyle w:val="Heading2"/>
+      </w:pPr>
+      <w:r>
+        <w:t xml:space="preserve">4 22.4 Time Zero (p. 315)</w:t>
+      </w:r>
+    </w:p>
+    <w:p>
+      <w:r>
+        <w:pict>
+          <v:rect style="width:0;height:1.5pt" o:hralign="center" o:hrstd="t" o:hr="t"/>
+        </w:pict>
+      </w:r>
+    </w:p>
+    <w:p>
+      <w:pPr>
+        <w:pStyle w:val="FirstParagraph"/>
+      </w:pPr>
+      <w:r>
+        <w:rPr>
+          <w:b/>
+          <w:bCs/>
+        </w:rPr>
+        <w:t xml:space="preserve">Time zero</w:t>
+      </w:r>
+      <w:r>
+        <w:t xml:space="preserve"> </w:t>
+      </w:r>
+      <w:r>
+        <w:t xml:space="preserve">— the moment at which follow-up begins for each individual —</w:t>
+      </w:r>
+      <w:r>
+        <w:t xml:space="preserve"> </w:t>
+      </w:r>
+      <w:r>
+        <w:t xml:space="preserve">is one of the most consequential choices in any observational study.</w:t>
+      </w:r>
+      <w:r>
+        <w:t xml:space="preserve"> </w:t>
+      </w:r>
+      <w:r>
+        <w:t xml:space="preserve">Errors in defining time zero are responsible for a large class of systematic biases</w:t>
+      </w:r>
+      <w:r>
+        <w:t xml:space="preserve"> </w:t>
+      </w:r>
+      <w:r>
+        <w:t xml:space="preserve">in the observational literature.</w:t>
       </w:r>
     </w:p>
     <w:tbl>
@@ -2498,7 +2393,7 @@
               <w:spacing w:before="16" w:after="64"/>
             </w:pPr>
           </w:p>
-          <w:bookmarkStart w:id="21" w:name="exm-immortal-time"/>
+          <w:bookmarkStart w:id="21" w:name="def-time-zero"/>
           <w:p>
             <w:pPr>
               <w:pStyle w:val="BodyText"/>
@@ -2508,462 +2403,70 @@
                 <w:b/>
                 <w:bCs/>
               </w:rPr>
-              <w:t xml:space="preserve">Example 2 (Immortal Time Bias: Statin and Mortality)</w:t>
+              <w:t xml:space="preserve">Definition 4 (Time Zero)</w:t>
             </w:r>
             <w:r>
               <w:t xml:space="preserve"> </w:t>
             </w:r>
             <w:r>
-              <w:t xml:space="preserve">Suppose we study whether statin use reduces mortality using an insurance claims database.</w:t>
-            </w:r>
-            <w:r>
-              <w:t xml:space="preserve"> </w:t>
-            </w:r>
-            <w:r>
-              <w:t xml:space="preserve">We define</w:t>
-            </w:r>
-            <w:r>
-              <w:t xml:space="preserve"> </w:t>
-            </w:r>
-            <w:r>
-              <w:t xml:space="preserve">“statin users”</w:t>
-            </w:r>
-            <w:r>
-              <w:t xml:space="preserve"> </w:t>
-            </w:r>
-            <w:r>
-              <w:t xml:space="preserve">as individuals who filled a statin prescription at any point</w:t>
-            </w:r>
-            <w:r>
-              <w:t xml:space="preserve"> </w:t>
-            </w:r>
-            <w:r>
-              <w:t xml:space="preserve">during a one-year observation window,</w:t>
-            </w:r>
-            <w:r>
-              <w:t xml:space="preserve"> </w:t>
-            </w:r>
-            <w:r>
-              <w:t xml:space="preserve">and we compare their mortality during that year to</w:t>
-            </w:r>
-            <w:r>
-              <w:t xml:space="preserve"> </w:t>
-            </w:r>
-            <w:r>
-              <w:t xml:space="preserve">“non-users.”</w:t>
+              <w:t xml:space="preserve">Time zero for an individual is the point in calendar time at which:</w:t>
             </w:r>
           </w:p>
           <w:p>
             <w:pPr>
-              <w:pStyle w:val="BodyText"/>
+              <w:pStyle w:val="Compact"/>
+              <w:numPr>
+                <w:ilvl w:val="0"/>
+                <w:numId w:val="1003"/>
+              </w:numPr>
             </w:pPr>
             <w:r>
-              <w:t xml:space="preserve">Individuals who died in the first week cannot fill a prescription, so they are automatically</w:t>
-            </w:r>
-            <w:r>
-              <w:t xml:space="preserve"> </w:t>
-            </w:r>
-            <w:r>
-              <w:t xml:space="preserve">in the non-user group.</w:t>
-            </w:r>
-            <w:r>
-              <w:t xml:space="preserve"> </w:t>
-            </w:r>
-            <w:r>
-              <w:t xml:space="preserve">Statin users, by definition, survived long enough to fill a prescription.</w:t>
-            </w:r>
-            <w:r>
-              <w:t xml:space="preserve"> </w:t>
-            </w:r>
-            <w:r>
-              <w:t xml:space="preserve">This immortal time — the gap between study entry and first prescription —</w:t>
-            </w:r>
-            <w:r>
-              <w:t xml:space="preserve"> </w:t>
-            </w:r>
-            <w:r>
-              <w:t xml:space="preserve">is misattributed to the treated group, inducing a spurious survival advantage.</w:t>
+              <w:t xml:space="preserve">The individual meets the eligibility criteria of the target trial.</w:t>
+            </w:r>
+          </w:p>
+          <w:p>
+            <w:pPr>
+              <w:pStyle w:val="Compact"/>
+              <w:numPr>
+                <w:ilvl w:val="0"/>
+                <w:numId w:val="1003"/>
+              </w:numPr>
+            </w:pPr>
+            <w:r>
+              <w:t xml:space="preserve">The individual’s treatment strategy is assigned (or, in the emulation, observed).</w:t>
+            </w:r>
+          </w:p>
+          <w:p>
+            <w:pPr>
+              <w:pStyle w:val="Compact"/>
+              <w:numPr>
+                <w:ilvl w:val="0"/>
+                <w:numId w:val="1003"/>
+              </w:numPr>
+            </w:pPr>
+            <w:r>
+              <w:t xml:space="preserve">Follow-up for outcomes begins.</w:t>
+            </w:r>
+          </w:p>
+          <w:p>
+            <w:pPr>
+              <w:pStyle w:val="FirstParagraph"/>
+            </w:pPr>
+            <w:r>
+              <w:t xml:space="preserve">All three conditions must be satisfied simultaneously at time zero.</w:t>
             </w:r>
           </w:p>
           <w:bookmarkEnd w:id="21"/>
         </w:tc>
       </w:tr>
     </w:tbl>
-    <w:bookmarkEnd w:id="22"/>
-    <w:bookmarkStart w:id="23" w:name="sequential-trials"/>
+    <w:bookmarkStart w:id="24" w:name="immortal-time-bias"/>
     <w:p>
       <w:pPr>
         <w:pStyle w:val="Heading3"/>
       </w:pPr>
       <w:r>
-        <w:t xml:space="preserve">4.2 Sequential Trials</w:t>
-      </w:r>
-    </w:p>
-    <w:p>
-      <w:pPr>
-        <w:pStyle w:val="FirstParagraph"/>
-      </w:pPr>
-      <w:r>
-        <w:t xml:space="preserve">One practical approach to correct time zero assignment in observational databases</w:t>
-      </w:r>
-      <w:r>
-        <w:t xml:space="preserve"> </w:t>
-      </w:r>
-      <w:r>
-        <w:t xml:space="preserve">is the</w:t>
-      </w:r>
-      <w:r>
-        <w:t xml:space="preserve"> </w:t>
-      </w:r>
-      <w:r>
-        <w:rPr>
-          <w:b/>
-          <w:bCs/>
-        </w:rPr>
-        <w:t xml:space="preserve">sequential trials</w:t>
-      </w:r>
-      <w:r>
-        <w:t xml:space="preserve"> </w:t>
-      </w:r>
-      <w:r>
-        <w:t xml:space="preserve">design:</w:t>
-      </w:r>
-      <w:r>
-        <w:t xml:space="preserve"> </w:t>
-      </w:r>
-      <w:r>
-        <w:t xml:space="preserve">for each calendar time</w:t>
-      </w:r>
-      <w:r>
-        <w:t xml:space="preserve"> </w:t>
-      </w:r>
-      <m:oMath>
-        <m:r>
-          <m:t>t</m:t>
-        </m:r>
-      </m:oMath>
-      <w:r>
-        <w:t xml:space="preserve"> </w:t>
-      </w:r>
-      <w:r>
-        <w:t xml:space="preserve">at which individuals satisfy the eligibility criteria,</w:t>
-      </w:r>
-      <w:r>
-        <w:t xml:space="preserve"> </w:t>
-      </w:r>
-      <w:r>
-        <w:t xml:space="preserve">we create a separate</w:t>
-      </w:r>
-      <w:r>
-        <w:t xml:space="preserve"> </w:t>
-      </w:r>
-      <w:r>
-        <w:t xml:space="preserve">“trial”</w:t>
-      </w:r>
-      <w:r>
-        <w:t xml:space="preserve"> </w:t>
-      </w:r>
-      <w:r>
-        <w:t xml:space="preserve">with time zero at</w:t>
-      </w:r>
-      <w:r>
-        <w:t xml:space="preserve"> </w:t>
-      </w:r>
-      <m:oMath>
-        <m:r>
-          <m:t>t</m:t>
-        </m:r>
-      </m:oMath>
-      <w:r>
-        <w:t xml:space="preserve">.</w:t>
-      </w:r>
-      <w:r>
-        <w:t xml:space="preserve"> </w:t>
-      </w:r>
-      <w:r>
-        <w:t xml:space="preserve">Individuals can appear in multiple such trials (each with a different time zero)</w:t>
-      </w:r>
-      <w:r>
-        <w:t xml:space="preserve"> </w:t>
-      </w:r>
-      <w:r>
-        <w:t xml:space="preserve">and their data are then pooled across all trials with appropriate adjustment</w:t>
-      </w:r>
-      <w:r>
-        <w:t xml:space="preserve"> </w:t>
-      </w:r>
-      <w:r>
-        <w:t xml:space="preserve">for the time-varying covariates at each trial’s time zero.</w:t>
-      </w:r>
-    </w:p>
-    <w:p>
-      <w:pPr>
-        <w:pStyle w:val="BodyText"/>
-      </w:pPr>
-      <w:r>
-        <w:t xml:space="preserve">This design ensures that each participant’s follow-up genuinely begins</w:t>
-      </w:r>
-      <w:r>
-        <w:t xml:space="preserve"> </w:t>
-      </w:r>
-      <w:r>
-        <w:t xml:space="preserve">at the moment of eligibility and strategy assignment,</w:t>
-      </w:r>
-      <w:r>
-        <w:t xml:space="preserve"> </w:t>
-      </w:r>
-      <w:r>
-        <w:t xml:space="preserve">eliminating immortal time bias by construction.</w:t>
-      </w:r>
-    </w:p>
-    <w:p>
-      <w:pPr>
-        <w:pStyle w:val="BodyText"/>
-      </w:pPr>
-      <w:r>
-        <w:rPr>
-          <w:b/>
-          <w:bCs/>
-        </w:rPr>
-        <w:t xml:space="preserve">Prevalent user bias</w:t>
-      </w:r>
-      <w:r>
-        <w:t xml:space="preserve">:</w:t>
-      </w:r>
-    </w:p>
-    <w:p>
-      <w:pPr>
-        <w:pStyle w:val="BodyText"/>
-      </w:pPr>
-      <w:r>
-        <w:t xml:space="preserve">A related problem arises when including individuals who are already on treatment</w:t>
-      </w:r>
-      <w:r>
-        <w:t xml:space="preserve"> </w:t>
-      </w:r>
-      <w:r>
-        <w:t xml:space="preserve">at the start of the observation window, rather than restricting to</w:t>
-      </w:r>
-      <w:r>
-        <w:t xml:space="preserve"> </w:t>
-      </w:r>
-      <w:r>
-        <w:rPr>
-          <w:b/>
-          <w:bCs/>
-        </w:rPr>
-        <w:t xml:space="preserve">new users</w:t>
-      </w:r>
-      <w:r>
-        <w:t xml:space="preserve">.</w:t>
-      </w:r>
-      <w:r>
-        <w:t xml:space="preserve"> </w:t>
-      </w:r>
-      <w:r>
-        <w:t xml:space="preserve">Prevalent users have survived on treatment long enough to be observed —</w:t>
-      </w:r>
-      <w:r>
-        <w:t xml:space="preserve"> </w:t>
-      </w:r>
-      <w:r>
-        <w:t xml:space="preserve">they are a selected, healthier subset of all who ever initiated treatment.</w:t>
-      </w:r>
-      <w:r>
-        <w:t xml:space="preserve"> </w:t>
-      </w:r>
-      <w:r>
-        <w:t xml:space="preserve">Comparing prevalent users to never-users confounds the treatment effect</w:t>
-      </w:r>
-      <w:r>
-        <w:t xml:space="preserve"> </w:t>
-      </w:r>
-      <w:r>
-        <w:t xml:space="preserve">with the selective survival required to be a prevalent user.</w:t>
-      </w:r>
-      <w:r>
-        <w:t xml:space="preserve"> </w:t>
-      </w:r>
-      <w:r>
-        <w:t xml:space="preserve">The</w:t>
-      </w:r>
-      <w:r>
-        <w:t xml:space="preserve"> </w:t>
-      </w:r>
-      <w:r>
-        <w:rPr>
-          <w:b/>
-          <w:bCs/>
-        </w:rPr>
-        <w:t xml:space="preserve">new user design</w:t>
-      </w:r>
-      <w:r>
-        <w:t xml:space="preserve"> </w:t>
-      </w:r>
-      <w:r>
-        <w:t xml:space="preserve">(also called the active comparator, new user design)</w:t>
-      </w:r>
-      <w:r>
-        <w:t xml:space="preserve"> </w:t>
-      </w:r>
-      <w:r>
-        <w:t xml:space="preserve">restricts to individuals who recently initiated treatment,</w:t>
-      </w:r>
-      <w:r>
-        <w:t xml:space="preserve"> </w:t>
-      </w:r>
-      <w:r>
-        <w:t xml:space="preserve">eliminating prevalent user bias and aligning the observational study</w:t>
-      </w:r>
-      <w:r>
-        <w:t xml:space="preserve"> </w:t>
-      </w:r>
-      <w:r>
-        <w:t xml:space="preserve">more closely with a randomized trial.</w:t>
-      </w:r>
-    </w:p>
-    <w:bookmarkEnd w:id="23"/>
-    <w:bookmarkEnd w:id="24"/>
-    <w:bookmarkStart w:id="27" w:name="Xb5a917b96855496bcee93b2a0d487094ac830ec"/>
-    <w:p>
-      <w:pPr>
-        <w:pStyle w:val="Heading2"/>
-      </w:pPr>
-      <w:r>
-        <w:t xml:space="preserve">5 22.5 A Unified Approach to Answering What If Questions with Data (p. 317)</w:t>
-      </w:r>
-    </w:p>
-    <w:p>
-      <w:r>
-        <w:pict>
-          <v:rect style="width:0;height:1.5pt" o:hralign="center" o:hrstd="t" o:hr="t"/>
-        </w:pict>
-      </w:r>
-    </w:p>
-    <w:p>
-      <w:pPr>
-        <w:pStyle w:val="FirstParagraph"/>
-      </w:pPr>
-      <w:r>
-        <w:t xml:space="preserve">The target trial emulation framework provides a unifying conceptual scaffolding</w:t>
-      </w:r>
-      <w:r>
-        <w:t xml:space="preserve"> </w:t>
-      </w:r>
-      <w:r>
-        <w:t xml:space="preserve">for all observational causal inference:</w:t>
-      </w:r>
-    </w:p>
-    <w:p>
-      <w:pPr>
-        <w:pStyle w:val="Compact"/>
-        <w:numPr>
-          <w:ilvl w:val="0"/>
-          <w:numId w:val="1004"/>
-        </w:numPr>
-      </w:pPr>
-      <w:r>
-        <w:rPr>
-          <w:b/>
-          <w:bCs/>
-        </w:rPr>
-        <w:t xml:space="preserve">Specify</w:t>
-      </w:r>
-      <w:r>
-        <w:t xml:space="preserve"> </w:t>
-      </w:r>
-      <w:r>
-        <w:t xml:space="preserve">the target trial — the idealized randomized experiment</w:t>
-      </w:r>
-      <w:r>
-        <w:t xml:space="preserve"> </w:t>
-      </w:r>
-      <w:r>
-        <w:t xml:space="preserve">that would answer the causal question.</w:t>
-      </w:r>
-    </w:p>
-    <w:p>
-      <w:pPr>
-        <w:pStyle w:val="Compact"/>
-        <w:numPr>
-          <w:ilvl w:val="0"/>
-          <w:numId w:val="1004"/>
-        </w:numPr>
-      </w:pPr>
-      <w:r>
-        <w:rPr>
-          <w:b/>
-          <w:bCs/>
-        </w:rPr>
-        <w:t xml:space="preserve">Identify</w:t>
-      </w:r>
-      <w:r>
-        <w:t xml:space="preserve"> </w:t>
-      </w:r>
-      <w:r>
-        <w:t xml:space="preserve">the components of the target trial that can be emulated</w:t>
-      </w:r>
-      <w:r>
-        <w:t xml:space="preserve"> </w:t>
-      </w:r>
-      <w:r>
-        <w:t xml:space="preserve">with the available observational data, and those that cannot.</w:t>
-      </w:r>
-    </w:p>
-    <w:p>
-      <w:pPr>
-        <w:pStyle w:val="Compact"/>
-        <w:numPr>
-          <w:ilvl w:val="0"/>
-          <w:numId w:val="1004"/>
-        </w:numPr>
-      </w:pPr>
-      <w:r>
-        <w:rPr>
-          <w:b/>
-          <w:bCs/>
-        </w:rPr>
-        <w:t xml:space="preserve">Apply</w:t>
-      </w:r>
-      <w:r>
-        <w:t xml:space="preserve"> </w:t>
-      </w:r>
-      <w:r>
-        <w:t xml:space="preserve">the appropriate g-method to estimate the trial’s estimand</w:t>
-      </w:r>
-      <w:r>
-        <w:t xml:space="preserve"> </w:t>
-      </w:r>
-      <w:r>
-        <w:t xml:space="preserve">from the observational data under the required identifying assumptions.</w:t>
-      </w:r>
-    </w:p>
-    <w:p>
-      <w:pPr>
-        <w:pStyle w:val="Compact"/>
-        <w:numPr>
-          <w:ilvl w:val="0"/>
-          <w:numId w:val="1004"/>
-        </w:numPr>
-      </w:pPr>
-      <w:r>
-        <w:rPr>
-          <w:b/>
-          <w:bCs/>
-        </w:rPr>
-        <w:t xml:space="preserve">Conduct</w:t>
-      </w:r>
-      <w:r>
-        <w:t xml:space="preserve"> </w:t>
-      </w:r>
-      <w:r>
-        <w:t xml:space="preserve">sensitivity analyses to assess the robustness of conclusions</w:t>
-      </w:r>
-      <w:r>
-        <w:t xml:space="preserve"> </w:t>
-      </w:r>
-      <w:r>
-        <w:t xml:space="preserve">to violations of the identifying assumptions.</w:t>
+        <w:t xml:space="preserve">4.1 Immortal Time Bias</w:t>
       </w:r>
     </w:p>
     <w:tbl>
@@ -3000,7 +2503,642 @@
               <w:spacing w:before="16" w:after="64"/>
             </w:pPr>
           </w:p>
-          <w:bookmarkStart w:id="25" w:name="thm-target-trial-unification"/>
+          <w:bookmarkStart w:id="22" w:name="def-immortal-time-bias"/>
+          <w:p>
+            <w:pPr>
+              <w:pStyle w:val="BodyText"/>
+            </w:pPr>
+            <w:r>
+              <w:rPr>
+                <w:b/>
+                <w:bCs/>
+              </w:rPr>
+              <w:t xml:space="preserve">Definition 5 (Immortal Time Bias)</w:t>
+            </w:r>
+            <w:r>
+              <w:t xml:space="preserve"> </w:t>
+            </w:r>
+            <w:r>
+              <w:t xml:space="preserve">Immortal time bias arises when there is a period of follow-up before time zero</w:t>
+            </w:r>
+            <w:r>
+              <w:t xml:space="preserve"> </w:t>
+            </w:r>
+            <w:r>
+              <w:t xml:space="preserve">during which individuals cannot experience the outcome by design</w:t>
+            </w:r>
+            <w:r>
+              <w:t xml:space="preserve"> </w:t>
+            </w:r>
+            <w:r>
+              <w:t xml:space="preserve">(because they must survive to meet the eligibility criterion or to be</w:t>
+            </w:r>
+            <w:r>
+              <w:t xml:space="preserve"> </w:t>
+            </w:r>
+            <w:r>
+              <w:t xml:space="preserve">“assigned”</w:t>
+            </w:r>
+            <w:r>
+              <w:t xml:space="preserve">).</w:t>
+            </w:r>
+          </w:p>
+          <w:bookmarkEnd w:id="22"/>
+        </w:tc>
+      </w:tr>
+    </w:tbl>
+    <w:p>
+      <w:pPr>
+        <w:pStyle w:val="BodyText"/>
+      </w:pPr>
+      <w:r>
+        <w:t xml:space="preserve">If this immortal time is misclassified — for example, attributed to the treated group</w:t>
+      </w:r>
+      <w:r>
+        <w:t xml:space="preserve"> </w:t>
+      </w:r>
+      <w:r>
+        <w:t xml:space="preserve">when it actually preceded treatment initiation — the treated group appears to have</w:t>
+      </w:r>
+      <w:r>
+        <w:t xml:space="preserve"> </w:t>
+      </w:r>
+      <w:r>
+        <w:t xml:space="preserve">better outcomes simply because they could not have died during the immortal period.</w:t>
+      </w:r>
+    </w:p>
+    <w:tbl>
+      <w:tblPr>
+        <w:tblStyle w:val="Table"/>
+        <w:tblInd w:w="164" w:type="dxa"/>
+        <w:tblBorders>
+          <w:left w:val="single" w:sz="24" w:space="0" w:color="909090"/>
+        </w:tblBorders>
+        <w:tblCellMar>
+          <w:left w:w="0" w:type="dxa"/>
+          <w:right w:w="0" w:type="dxa"/>
+        </w:tblCellMar>
+        <w:tblLook w:firstRow="0" w:lastRow="0" w:firstColumn="0" w:lastColumn="0" w:noHBand="0" w:noVBand="0" w:val="0000"/>
+      </w:tblPr>
+      <w:tblGrid>
+        <w:gridCol w:w="7920"/>
+      </w:tblGrid>
+      <w:tr>
+        <w:trPr>
+          <w:cantSplit/>
+        </w:trPr>
+        <w:tc>
+          <w:tcPr>
+            <w:tcMar>
+              <w:left w:w="144" w:type="dxa"/>
+            </w:tcMar>
+          </w:tcPr>
+          <w:p>
+            <w:pPr>
+              <w:pStyle w:val="BodyText"/>
+            </w:pPr>
+            <w:pPr>
+              <w:spacing w:before="16" w:after="64"/>
+            </w:pPr>
+          </w:p>
+          <w:bookmarkStart w:id="23" w:name="exm-immortal-time"/>
+          <w:p>
+            <w:pPr>
+              <w:pStyle w:val="BodyText"/>
+            </w:pPr>
+            <w:r>
+              <w:rPr>
+                <w:b/>
+                <w:bCs/>
+              </w:rPr>
+              <w:t xml:space="preserve">Example 2 (Immortal Time Bias: Statin and Mortality)</w:t>
+            </w:r>
+            <w:r>
+              <w:t xml:space="preserve"> </w:t>
+            </w:r>
+            <w:r>
+              <w:t xml:space="preserve">Suppose we study whether statin use reduces mortality using an insurance claims database.</w:t>
+            </w:r>
+            <w:r>
+              <w:t xml:space="preserve"> </w:t>
+            </w:r>
+            <w:r>
+              <w:t xml:space="preserve">We define</w:t>
+            </w:r>
+            <w:r>
+              <w:t xml:space="preserve"> </w:t>
+            </w:r>
+            <w:r>
+              <w:t xml:space="preserve">“statin users”</w:t>
+            </w:r>
+            <w:r>
+              <w:t xml:space="preserve"> </w:t>
+            </w:r>
+            <w:r>
+              <w:t xml:space="preserve">as individuals who filled a statin prescription at any point</w:t>
+            </w:r>
+            <w:r>
+              <w:t xml:space="preserve"> </w:t>
+            </w:r>
+            <w:r>
+              <w:t xml:space="preserve">during a one-year observation window,</w:t>
+            </w:r>
+            <w:r>
+              <w:t xml:space="preserve"> </w:t>
+            </w:r>
+            <w:r>
+              <w:t xml:space="preserve">and we compare their mortality during that year to</w:t>
+            </w:r>
+            <w:r>
+              <w:t xml:space="preserve"> </w:t>
+            </w:r>
+            <w:r>
+              <w:t xml:space="preserve">“non-users.”</w:t>
+            </w:r>
+          </w:p>
+          <w:p>
+            <w:pPr>
+              <w:pStyle w:val="BodyText"/>
+            </w:pPr>
+            <w:r>
+              <w:t xml:space="preserve">Individuals who died in the first week cannot fill a prescription, so they are automatically</w:t>
+            </w:r>
+            <w:r>
+              <w:t xml:space="preserve"> </w:t>
+            </w:r>
+            <w:r>
+              <w:t xml:space="preserve">in the non-user group.</w:t>
+            </w:r>
+            <w:r>
+              <w:t xml:space="preserve"> </w:t>
+            </w:r>
+            <w:r>
+              <w:t xml:space="preserve">Statin users, by definition, survived long enough to fill a prescription.</w:t>
+            </w:r>
+            <w:r>
+              <w:t xml:space="preserve"> </w:t>
+            </w:r>
+            <w:r>
+              <w:t xml:space="preserve">This immortal time — the gap between study entry and first prescription —</w:t>
+            </w:r>
+            <w:r>
+              <w:t xml:space="preserve"> </w:t>
+            </w:r>
+            <w:r>
+              <w:t xml:space="preserve">is misattributed to the treated group, inducing a spurious survival advantage.</w:t>
+            </w:r>
+          </w:p>
+          <w:bookmarkEnd w:id="23"/>
+        </w:tc>
+      </w:tr>
+    </w:tbl>
+    <w:bookmarkEnd w:id="24"/>
+    <w:bookmarkStart w:id="26" w:name="sequential-trials"/>
+    <w:p>
+      <w:pPr>
+        <w:pStyle w:val="Heading3"/>
+      </w:pPr>
+      <w:r>
+        <w:t xml:space="preserve">4.2 Sequential Trials</w:t>
+      </w:r>
+    </w:p>
+    <w:p>
+      <w:pPr>
+        <w:pStyle w:val="FirstParagraph"/>
+      </w:pPr>
+      <w:r>
+        <w:t xml:space="preserve">One practical approach to correct time zero assignment in observational databases</w:t>
+      </w:r>
+      <w:r>
+        <w:t xml:space="preserve"> </w:t>
+      </w:r>
+      <w:r>
+        <w:t xml:space="preserve">is the sequential trials design.</w:t>
+      </w:r>
+    </w:p>
+    <w:tbl>
+      <w:tblPr>
+        <w:tblStyle w:val="Table"/>
+        <w:tblInd w:w="164" w:type="dxa"/>
+        <w:tblBorders>
+          <w:left w:val="single" w:sz="24" w:space="0" w:color="909090"/>
+        </w:tblBorders>
+        <w:tblCellMar>
+          <w:left w:w="0" w:type="dxa"/>
+          <w:right w:w="0" w:type="dxa"/>
+        </w:tblCellMar>
+        <w:tblLook w:firstRow="0" w:lastRow="0" w:firstColumn="0" w:lastColumn="0" w:noHBand="0" w:noVBand="0" w:val="0000"/>
+      </w:tblPr>
+      <w:tblGrid>
+        <w:gridCol w:w="7920"/>
+      </w:tblGrid>
+      <w:tr>
+        <w:trPr>
+          <w:cantSplit/>
+        </w:trPr>
+        <w:tc>
+          <w:tcPr>
+            <w:tcMar>
+              <w:left w:w="144" w:type="dxa"/>
+            </w:tcMar>
+          </w:tcPr>
+          <w:p>
+            <w:pPr>
+              <w:pStyle w:val="BodyText"/>
+            </w:pPr>
+            <w:pPr>
+              <w:spacing w:before="16" w:after="64"/>
+            </w:pPr>
+          </w:p>
+          <w:bookmarkStart w:id="25" w:name="def-sequential-trials"/>
+          <w:p>
+            <w:pPr>
+              <w:pStyle w:val="BodyText"/>
+            </w:pPr>
+            <w:r>
+              <w:rPr>
+                <w:b/>
+                <w:bCs/>
+              </w:rPr>
+              <w:t xml:space="preserve">Definition 6 (Sequential Trials Design)</w:t>
+            </w:r>
+            <w:r>
+              <w:t xml:space="preserve"> </w:t>
+            </w:r>
+            <w:r>
+              <w:t xml:space="preserve">For each calendar time</w:t>
+            </w:r>
+            <w:r>
+              <w:t xml:space="preserve"> </w:t>
+            </w:r>
+            <m:oMath>
+              <m:r>
+                <m:t>t</m:t>
+              </m:r>
+            </m:oMath>
+            <w:r>
+              <w:t xml:space="preserve"> </w:t>
+            </w:r>
+            <w:r>
+              <w:t xml:space="preserve">at which individuals satisfy the eligibility criteria,</w:t>
+            </w:r>
+            <w:r>
+              <w:t xml:space="preserve"> </w:t>
+            </w:r>
+            <w:r>
+              <w:t xml:space="preserve">create a separate</w:t>
+            </w:r>
+            <w:r>
+              <w:t xml:space="preserve"> </w:t>
+            </w:r>
+            <w:r>
+              <w:t xml:space="preserve">“trial”</w:t>
+            </w:r>
+            <w:r>
+              <w:t xml:space="preserve"> </w:t>
+            </w:r>
+            <w:r>
+              <w:t xml:space="preserve">with time zero at</w:t>
+            </w:r>
+            <w:r>
+              <w:t xml:space="preserve"> </w:t>
+            </w:r>
+            <m:oMath>
+              <m:r>
+                <m:t>t</m:t>
+              </m:r>
+            </m:oMath>
+            <w:r>
+              <w:t xml:space="preserve">.</w:t>
+            </w:r>
+            <w:r>
+              <w:t xml:space="preserve"> </w:t>
+            </w:r>
+            <w:r>
+              <w:t xml:space="preserve">Individuals can appear in multiple such trials (each with a different time zero),</w:t>
+            </w:r>
+            <w:r>
+              <w:t xml:space="preserve"> </w:t>
+            </w:r>
+            <w:r>
+              <w:t xml:space="preserve">and their data are then pooled across all trials with appropriate adjustment</w:t>
+            </w:r>
+            <w:r>
+              <w:t xml:space="preserve"> </w:t>
+            </w:r>
+            <w:r>
+              <w:t xml:space="preserve">for the time-varying covariates at each trial’s time zero.</w:t>
+            </w:r>
+          </w:p>
+          <w:bookmarkEnd w:id="25"/>
+        </w:tc>
+      </w:tr>
+    </w:tbl>
+    <w:p>
+      <w:pPr>
+        <w:pStyle w:val="BodyText"/>
+      </w:pPr>
+      <w:r>
+        <w:t xml:space="preserve">This design ensures that each participant’s follow-up genuinely begins</w:t>
+      </w:r>
+      <w:r>
+        <w:t xml:space="preserve"> </w:t>
+      </w:r>
+      <w:r>
+        <w:t xml:space="preserve">at the moment of eligibility and strategy assignment,</w:t>
+      </w:r>
+      <w:r>
+        <w:t xml:space="preserve"> </w:t>
+      </w:r>
+      <w:r>
+        <w:t xml:space="preserve">eliminating immortal time bias by construction.</w:t>
+      </w:r>
+    </w:p>
+    <w:p>
+      <w:pPr>
+        <w:pStyle w:val="BodyText"/>
+      </w:pPr>
+      <w:r>
+        <w:rPr>
+          <w:b/>
+          <w:bCs/>
+        </w:rPr>
+        <w:t xml:space="preserve">Prevalent user bias</w:t>
+      </w:r>
+      <w:r>
+        <w:t xml:space="preserve">:</w:t>
+      </w:r>
+    </w:p>
+    <w:p>
+      <w:pPr>
+        <w:pStyle w:val="BodyText"/>
+      </w:pPr>
+      <w:r>
+        <w:t xml:space="preserve">A related problem arises when including individuals who are already on treatment</w:t>
+      </w:r>
+      <w:r>
+        <w:t xml:space="preserve"> </w:t>
+      </w:r>
+      <w:r>
+        <w:t xml:space="preserve">at the start of the observation window, rather than restricting to</w:t>
+      </w:r>
+      <w:r>
+        <w:t xml:space="preserve"> </w:t>
+      </w:r>
+      <w:r>
+        <w:rPr>
+          <w:b/>
+          <w:bCs/>
+        </w:rPr>
+        <w:t xml:space="preserve">new users</w:t>
+      </w:r>
+      <w:r>
+        <w:t xml:space="preserve">.</w:t>
+      </w:r>
+      <w:r>
+        <w:t xml:space="preserve"> </w:t>
+      </w:r>
+      <w:r>
+        <w:t xml:space="preserve">Prevalent users have survived on treatment long enough to be observed —</w:t>
+      </w:r>
+      <w:r>
+        <w:t xml:space="preserve"> </w:t>
+      </w:r>
+      <w:r>
+        <w:t xml:space="preserve">they are a selected, healthier subset of all who ever initiated treatment.</w:t>
+      </w:r>
+      <w:r>
+        <w:t xml:space="preserve"> </w:t>
+      </w:r>
+      <w:r>
+        <w:t xml:space="preserve">Comparing prevalent users to never-users confounds the treatment effect</w:t>
+      </w:r>
+      <w:r>
+        <w:t xml:space="preserve"> </w:t>
+      </w:r>
+      <w:r>
+        <w:t xml:space="preserve">with the selective survival required to be a prevalent user.</w:t>
+      </w:r>
+      <w:r>
+        <w:t xml:space="preserve"> </w:t>
+      </w:r>
+      <w:r>
+        <w:t xml:space="preserve">The</w:t>
+      </w:r>
+      <w:r>
+        <w:t xml:space="preserve"> </w:t>
+      </w:r>
+      <w:r>
+        <w:rPr>
+          <w:b/>
+          <w:bCs/>
+        </w:rPr>
+        <w:t xml:space="preserve">new user design</w:t>
+      </w:r>
+      <w:r>
+        <w:t xml:space="preserve"> </w:t>
+      </w:r>
+      <w:r>
+        <w:t xml:space="preserve">(also called the active comparator, new user design)</w:t>
+      </w:r>
+      <w:r>
+        <w:t xml:space="preserve"> </w:t>
+      </w:r>
+      <w:r>
+        <w:t xml:space="preserve">restricts to individuals who recently initiated treatment,</w:t>
+      </w:r>
+      <w:r>
+        <w:t xml:space="preserve"> </w:t>
+      </w:r>
+      <w:r>
+        <w:t xml:space="preserve">eliminating prevalent user bias and aligning the observational study</w:t>
+      </w:r>
+      <w:r>
+        <w:t xml:space="preserve"> </w:t>
+      </w:r>
+      <w:r>
+        <w:t xml:space="preserve">more closely with a randomized trial.</w:t>
+      </w:r>
+    </w:p>
+    <w:bookmarkEnd w:id="26"/>
+    <w:bookmarkEnd w:id="27"/>
+    <w:bookmarkStart w:id="30" w:name="Xb5a917b96855496bcee93b2a0d487094ac830ec"/>
+    <w:p>
+      <w:pPr>
+        <w:pStyle w:val="Heading2"/>
+      </w:pPr>
+      <w:r>
+        <w:t xml:space="preserve">5 22.5 A Unified Approach to Answering What If Questions with Data (p. 317)</w:t>
+      </w:r>
+    </w:p>
+    <w:p>
+      <w:r>
+        <w:pict>
+          <v:rect style="width:0;height:1.5pt" o:hralign="center" o:hrstd="t" o:hr="t"/>
+        </w:pict>
+      </w:r>
+    </w:p>
+    <w:p>
+      <w:pPr>
+        <w:pStyle w:val="FirstParagraph"/>
+      </w:pPr>
+      <w:r>
+        <w:t xml:space="preserve">The target trial emulation framework provides a unifying conceptual scaffolding</w:t>
+      </w:r>
+      <w:r>
+        <w:t xml:space="preserve"> </w:t>
+      </w:r>
+      <w:r>
+        <w:t xml:space="preserve">for all observational causal inference:</w:t>
+      </w:r>
+    </w:p>
+    <w:p>
+      <w:pPr>
+        <w:pStyle w:val="Compact"/>
+        <w:numPr>
+          <w:ilvl w:val="0"/>
+          <w:numId w:val="1004"/>
+        </w:numPr>
+      </w:pPr>
+      <w:r>
+        <w:rPr>
+          <w:b/>
+          <w:bCs/>
+        </w:rPr>
+        <w:t xml:space="preserve">Specify</w:t>
+      </w:r>
+      <w:r>
+        <w:t xml:space="preserve"> </w:t>
+      </w:r>
+      <w:r>
+        <w:t xml:space="preserve">the target trial — the idealized randomized experiment</w:t>
+      </w:r>
+      <w:r>
+        <w:t xml:space="preserve"> </w:t>
+      </w:r>
+      <w:r>
+        <w:t xml:space="preserve">that would answer the causal question.</w:t>
+      </w:r>
+    </w:p>
+    <w:p>
+      <w:pPr>
+        <w:pStyle w:val="Compact"/>
+        <w:numPr>
+          <w:ilvl w:val="0"/>
+          <w:numId w:val="1004"/>
+        </w:numPr>
+      </w:pPr>
+      <w:r>
+        <w:rPr>
+          <w:b/>
+          <w:bCs/>
+        </w:rPr>
+        <w:t xml:space="preserve">Identify</w:t>
+      </w:r>
+      <w:r>
+        <w:t xml:space="preserve"> </w:t>
+      </w:r>
+      <w:r>
+        <w:t xml:space="preserve">the components of the target trial that can be emulated</w:t>
+      </w:r>
+      <w:r>
+        <w:t xml:space="preserve"> </w:t>
+      </w:r>
+      <w:r>
+        <w:t xml:space="preserve">with the available observational data, and those that cannot.</w:t>
+      </w:r>
+    </w:p>
+    <w:p>
+      <w:pPr>
+        <w:pStyle w:val="Compact"/>
+        <w:numPr>
+          <w:ilvl w:val="0"/>
+          <w:numId w:val="1004"/>
+        </w:numPr>
+      </w:pPr>
+      <w:r>
+        <w:rPr>
+          <w:b/>
+          <w:bCs/>
+        </w:rPr>
+        <w:t xml:space="preserve">Apply</w:t>
+      </w:r>
+      <w:r>
+        <w:t xml:space="preserve"> </w:t>
+      </w:r>
+      <w:r>
+        <w:t xml:space="preserve">the appropriate g-method to estimate the trial’s estimand</w:t>
+      </w:r>
+      <w:r>
+        <w:t xml:space="preserve"> </w:t>
+      </w:r>
+      <w:r>
+        <w:t xml:space="preserve">from the observational data under the required identifying assumptions.</w:t>
+      </w:r>
+    </w:p>
+    <w:p>
+      <w:pPr>
+        <w:pStyle w:val="Compact"/>
+        <w:numPr>
+          <w:ilvl w:val="0"/>
+          <w:numId w:val="1004"/>
+        </w:numPr>
+      </w:pPr>
+      <w:r>
+        <w:rPr>
+          <w:b/>
+          <w:bCs/>
+        </w:rPr>
+        <w:t xml:space="preserve">Conduct</w:t>
+      </w:r>
+      <w:r>
+        <w:t xml:space="preserve"> </w:t>
+      </w:r>
+      <w:r>
+        <w:t xml:space="preserve">sensitivity analyses to assess the robustness of conclusions</w:t>
+      </w:r>
+      <w:r>
+        <w:t xml:space="preserve"> </w:t>
+      </w:r>
+      <w:r>
+        <w:t xml:space="preserve">to violations of the identifying assumptions.</w:t>
+      </w:r>
+    </w:p>
+    <w:tbl>
+      <w:tblPr>
+        <w:tblStyle w:val="Table"/>
+        <w:tblInd w:w="164" w:type="dxa"/>
+        <w:tblBorders>
+          <w:left w:val="single" w:sz="24" w:space="0" w:color="909090"/>
+        </w:tblBorders>
+        <w:tblCellMar>
+          <w:left w:w="0" w:type="dxa"/>
+          <w:right w:w="0" w:type="dxa"/>
+        </w:tblCellMar>
+        <w:tblLook w:firstRow="0" w:lastRow="0" w:firstColumn="0" w:lastColumn="0" w:noHBand="0" w:noVBand="0" w:val="0000"/>
+      </w:tblPr>
+      <w:tblGrid>
+        <w:gridCol w:w="7920"/>
+      </w:tblGrid>
+      <w:tr>
+        <w:trPr>
+          <w:cantSplit/>
+        </w:trPr>
+        <w:tc>
+          <w:tcPr>
+            <w:tcMar>
+              <w:left w:w="144" w:type="dxa"/>
+            </w:tcMar>
+          </w:tcPr>
+          <w:p>
+            <w:pPr>
+              <w:pStyle w:val="FirstParagraph"/>
+            </w:pPr>
+            <w:pPr>
+              <w:spacing w:before="16" w:after="64"/>
+            </w:pPr>
+          </w:p>
+          <w:bookmarkStart w:id="28" w:name="thm-target-trial-unification"/>
           <w:p>
             <w:pPr>
               <w:pStyle w:val="BodyText"/>
@@ -3099,11 +3237,11 @@
               <w:t xml:space="preserve">what matters is first getting the trial specification right.</w:t>
             </w:r>
           </w:p>
-          <w:bookmarkEnd w:id="25"/>
+          <w:bookmarkEnd w:id="28"/>
         </w:tc>
       </w:tr>
     </w:tbl>
-    <w:bookmarkStart w:id="26" w:name="benefits-of-the-target-trial-approach"/>
+    <w:bookmarkStart w:id="29" w:name="benefits-of-the-target-trial-approach"/>
     <w:p>
       <w:pPr>
         <w:pStyle w:val="Heading3"/>
@@ -3421,9 +3559,9 @@
         <w:t xml:space="preserve">and the series of application papers in pharmacoepidemiology that followed.</w:t>
       </w:r>
     </w:p>
-    <w:bookmarkEnd w:id="26"/>
-    <w:bookmarkEnd w:id="27"/>
-    <w:bookmarkStart w:id="28" w:name="summary"/>
+    <w:bookmarkEnd w:id="29"/>
+    <w:bookmarkEnd w:id="30"/>
+    <w:bookmarkStart w:id="31" w:name="summary"/>
     <w:p>
       <w:pPr>
         <w:pStyle w:val="Heading2"/>
@@ -3721,8 +3859,8 @@
         <w:t xml:space="preserve">specify the trial first, then choose the g-method for estimation.</w:t>
       </w:r>
     </w:p>
-    <w:bookmarkEnd w:id="28"/>
-    <w:bookmarkStart w:id="32" w:name="references"/>
+    <w:bookmarkEnd w:id="31"/>
+    <w:bookmarkStart w:id="35" w:name="references"/>
     <w:p>
       <w:pPr>
         <w:pStyle w:val="Heading2"/>
@@ -3738,8 +3876,8 @@
         </w:pict>
       </w:r>
     </w:p>
-    <w:bookmarkStart w:id="31" w:name="refs"/>
-    <w:bookmarkStart w:id="30" w:name="ref-hernan2020causal"/>
+    <w:bookmarkStart w:id="34" w:name="refs"/>
+    <w:bookmarkStart w:id="33" w:name="ref-hernan2020causal"/>
     <w:p>
       <w:pPr>
         <w:pStyle w:val="Bibliography"/>
@@ -3763,7 +3901,7 @@
       <w:r>
         <w:t xml:space="preserve"> </w:t>
       </w:r>
-      <w:hyperlink r:id="rId29">
+      <w:hyperlink r:id="rId32">
         <w:r>
           <w:rPr>
             <w:rStyle w:val="Hyperlink"/>
@@ -3775,9 +3913,9 @@
         <w:t xml:space="preserve">.</w:t>
       </w:r>
     </w:p>
-    <w:bookmarkEnd w:id="30"/>
-    <w:bookmarkEnd w:id="31"/>
-    <w:bookmarkEnd w:id="32"/>
+    <w:bookmarkEnd w:id="33"/>
+    <w:bookmarkEnd w:id="34"/>
+    <w:bookmarkEnd w:id="35"/>
     <w:sectPr>
       <w:footnotePr>
         <w:numRestart w:val="eachSect"/>

--- a/pr-preview/pr-78/chapters/22-target-trial-emulation.docx
+++ b/pr-preview/pr-78/chapters/22-target-trial-emulation.docx
@@ -225,7 +225,7 @@
         <w:t xml:space="preserve">analysts are forced to confront these choices and mitigate the resulting biases.</w:t>
       </w:r>
     </w:p>
-    <w:bookmarkStart w:id="13" w:name="X1f46681b8c6429aa1487cda32bf83083b091a43"/>
+    <w:bookmarkStart w:id="14" w:name="X1f46681b8c6429aa1487cda32bf83083b091a43"/>
     <w:p>
       <w:pPr>
         <w:pStyle w:val="Heading2"/>
@@ -721,7 +721,7 @@
         </w:tc>
       </w:tr>
     </w:tbl>
-    <w:bookmarkStart w:id="11" w:name="differences-between-itt-and-pp"/>
+    <w:bookmarkStart w:id="12" w:name="differences-between-itt-and-pp"/>
     <w:p>
       <w:pPr>
         <w:pStyle w:val="Heading3"/>
@@ -887,19 +887,6 @@
         <w:pStyle w:val="BodyText"/>
       </w:pPr>
       <w:r>
-        <w:rPr>
-          <w:b/>
-          <w:bCs/>
-        </w:rPr>
-        <w:t xml:space="preserve">ITT in observational data</w:t>
-      </w:r>
-      <w:r>
-        <w:t xml:space="preserve">:</w:t>
-      </w:r>
-      <w:r>
-        <w:t xml:space="preserve"> </w:t>
-      </w:r>
-      <w:r>
         <w:t xml:space="preserve">In observational data, there is no randomization, so the concept of</w:t>
       </w:r>
       <w:r>
@@ -919,176 +906,6 @@
       </w:r>
       <w:r>
         <w:t xml:space="preserve">“treatment initiated.”</w:t>
-      </w:r>
-      <w:r>
-        <w:t xml:space="preserve"> </w:t>
-      </w:r>
-      <w:r>
-        <w:t xml:space="preserve">The closest analogue to the ITT effect in observational data</w:t>
-      </w:r>
-      <w:r>
-        <w:t xml:space="preserve"> </w:t>
-      </w:r>
-      <w:r>
-        <w:t xml:space="preserve">is the</w:t>
-      </w:r>
-      <w:r>
-        <w:t xml:space="preserve"> </w:t>
-      </w:r>
-      <w:r>
-        <w:t xml:space="preserve">“as-initiated”</w:t>
-      </w:r>
-      <w:r>
-        <w:t xml:space="preserve"> </w:t>
-      </w:r>
-      <w:r>
-        <w:t xml:space="preserve">analysis (also called</w:t>
-      </w:r>
-      <w:r>
-        <w:t xml:space="preserve"> </w:t>
-      </w:r>
-      <w:r>
-        <w:t xml:space="preserve">“intent-to-treat”</w:t>
-      </w:r>
-      <w:r>
-        <w:t xml:space="preserve"> </w:t>
-      </w:r>
-      <w:r>
-        <w:t xml:space="preserve">by analogy),</w:t>
-      </w:r>
-      <w:r>
-        <w:t xml:space="preserve"> </w:t>
-      </w:r>
-      <w:r>
-        <w:t xml:space="preserve">which compares outcomes between individuals who initiated treatment versus those who did not,</w:t>
-      </w:r>
-      <w:r>
-        <w:t xml:space="preserve"> </w:t>
-      </w:r>
-      <w:r>
-        <w:t xml:space="preserve">regardless of subsequent adherence.</w:t>
-      </w:r>
-    </w:p>
-    <w:bookmarkEnd w:id="11"/>
-    <w:bookmarkStart w:id="12" w:name="X7e17f761a9ba2729fd51fbd8f3b24c20768e30b"/>
-    <w:p>
-      <w:pPr>
-        <w:pStyle w:val="Heading3"/>
-      </w:pPr>
-      <w:r>
-        <w:t xml:space="preserve">1.2 Per-Protocol Analysis in Observational Data</w:t>
-      </w:r>
-    </w:p>
-    <w:p>
-      <w:pPr>
-        <w:pStyle w:val="FirstParagraph"/>
-      </w:pPr>
-      <w:r>
-        <w:t xml:space="preserve">In observational data, a per-protocol analysis compares individuals</w:t>
-      </w:r>
-      <w:r>
-        <w:t xml:space="preserve"> </w:t>
-      </w:r>
-      <w:r>
-        <w:t xml:space="preserve">who adhered to a specific treatment strategy throughout follow-up.</w:t>
-      </w:r>
-      <w:r>
-        <w:t xml:space="preserve"> </w:t>
-      </w:r>
-      <w:r>
-        <w:t xml:space="preserve">This is a problem of time-varying treatment:</w:t>
-      </w:r>
-      <w:r>
-        <w:t xml:space="preserve"> </w:t>
-      </w:r>
-      <w:r>
-        <w:t xml:space="preserve">treatment initiation, continuation, and discontinuation all occur over time,</w:t>
-      </w:r>
-      <w:r>
-        <w:t xml:space="preserve"> </w:t>
-      </w:r>
-      <w:r>
-        <w:t xml:space="preserve">and all may be confounded by time-varying covariates.</w:t>
-      </w:r>
-      <w:r>
-        <w:t xml:space="preserve"> </w:t>
-      </w:r>
-      <w:r>
-        <w:t xml:space="preserve">The g-methods of Chapter 21 — particularly IP weighting with censoring weights —</w:t>
-      </w:r>
-      <w:r>
-        <w:t xml:space="preserve"> </w:t>
-      </w:r>
-      <w:r>
-        <w:t xml:space="preserve">are the appropriate tools.</w:t>
-      </w:r>
-    </w:p>
-    <w:bookmarkEnd w:id="12"/>
-    <w:bookmarkEnd w:id="13"/>
-    <w:bookmarkStart w:id="17" w:name="X247c1eaba48452d9798a5d446d313274d35d927"/>
-    <w:p>
-      <w:pPr>
-        <w:pStyle w:val="Heading2"/>
-      </w:pPr>
-      <w:r>
-        <w:t xml:space="preserve">2 22.2 A Target Trial with Sustained Treatment Strategies (p. 309)</w:t>
-      </w:r>
-    </w:p>
-    <w:p>
-      <w:r>
-        <w:pict>
-          <v:rect style="width:0;height:1.5pt" o:hralign="center" o:hrstd="t" o:hr="t"/>
-        </w:pict>
-      </w:r>
-    </w:p>
-    <w:p>
-      <w:pPr>
-        <w:pStyle w:val="FirstParagraph"/>
-      </w:pPr>
-      <w:r>
-        <w:t xml:space="preserve">To make the target trial concept concrete, consider a clinical question:</w:t>
-      </w:r>
-      <w:r>
-        <w:t xml:space="preserve"> </w:t>
-      </w:r>
-      <w:r>
-        <w:t xml:space="preserve">“What is the effect of starting and maintaining antiretroviral therapy immediately</w:t>
-      </w:r>
-      <w:r>
-        <w:t xml:space="preserve"> </w:t>
-      </w:r>
-      <w:r>
-        <w:t xml:space="preserve">versus deferring therapy until CD4 count falls below 350 cells/mm³</w:t>
-      </w:r>
-      <w:r>
-        <w:t xml:space="preserve"> </w:t>
-      </w:r>
-      <w:r>
-        <w:t xml:space="preserve">on the five-year risk of AIDS or death in HIV-positive individuals?”</w:t>
-      </w:r>
-    </w:p>
-    <w:p>
-      <w:pPr>
-        <w:pStyle w:val="BodyText"/>
-      </w:pPr>
-      <w:r>
-        <w:t xml:space="preserve">The</w:t>
-      </w:r>
-      <w:r>
-        <w:t xml:space="preserve"> </w:t>
-      </w:r>
-      <w:r>
-        <w:rPr>
-          <w:b/>
-          <w:bCs/>
-        </w:rPr>
-        <w:t xml:space="preserve">target trial</w:t>
-      </w:r>
-      <w:r>
-        <w:t xml:space="preserve"> </w:t>
-      </w:r>
-      <w:r>
-        <w:t xml:space="preserve">for this question would specify:</w:t>
       </w:r>
     </w:p>
     <w:tbl>
@@ -1125,7 +942,232 @@
               <w:spacing w:before="16" w:after="64"/>
             </w:pPr>
           </w:p>
-          <w:bookmarkStart w:id="14" w:name="exm-target-trial-hiv"/>
+          <w:bookmarkStart w:id="11" w:name="def-as-initiated-analysis"/>
+          <w:p>
+            <w:pPr>
+              <w:pStyle w:val="BodyText"/>
+            </w:pPr>
+            <w:r>
+              <w:rPr>
+                <w:b/>
+                <w:bCs/>
+              </w:rPr>
+              <w:t xml:space="preserve">Definition 3 (As-Initiated Analysis)</w:t>
+            </w:r>
+            <w:r>
+              <w:t xml:space="preserve"> </w:t>
+            </w:r>
+            <w:r>
+              <w:t xml:space="preserve">The closest analogue to the ITT effect in observational data</w:t>
+            </w:r>
+            <w:r>
+              <w:t xml:space="preserve"> </w:t>
+            </w:r>
+            <w:r>
+              <w:t xml:space="preserve">is the</w:t>
+            </w:r>
+            <w:r>
+              <w:t xml:space="preserve"> </w:t>
+            </w:r>
+            <w:r>
+              <w:rPr>
+                <w:b/>
+                <w:bCs/>
+              </w:rPr>
+              <w:t xml:space="preserve">as-initiated analysis</w:t>
+            </w:r>
+            <w:r>
+              <w:t xml:space="preserve"> </w:t>
+            </w:r>
+            <w:r>
+              <w:t xml:space="preserve">(also called</w:t>
+            </w:r>
+            <w:r>
+              <w:t xml:space="preserve"> </w:t>
+            </w:r>
+            <w:r>
+              <w:t xml:space="preserve">“intent-to-treat”</w:t>
+            </w:r>
+            <w:r>
+              <w:t xml:space="preserve"> </w:t>
+            </w:r>
+            <w:r>
+              <w:t xml:space="preserve">by analogy),</w:t>
+            </w:r>
+            <w:r>
+              <w:t xml:space="preserve"> </w:t>
+            </w:r>
+            <w:r>
+              <w:t xml:space="preserve">which compares outcomes between individuals who initiated treatment versus those who did not,</w:t>
+            </w:r>
+            <w:r>
+              <w:t xml:space="preserve"> </w:t>
+            </w:r>
+            <w:r>
+              <w:t xml:space="preserve">regardless of subsequent adherence.</w:t>
+            </w:r>
+          </w:p>
+          <w:bookmarkEnd w:id="11"/>
+        </w:tc>
+      </w:tr>
+    </w:tbl>
+    <w:bookmarkEnd w:id="12"/>
+    <w:bookmarkStart w:id="13" w:name="X7e17f761a9ba2729fd51fbd8f3b24c20768e30b"/>
+    <w:p>
+      <w:pPr>
+        <w:pStyle w:val="Heading3"/>
+      </w:pPr>
+      <w:r>
+        <w:t xml:space="preserve">1.2 Per-Protocol Analysis in Observational Data</w:t>
+      </w:r>
+    </w:p>
+    <w:p>
+      <w:pPr>
+        <w:pStyle w:val="FirstParagraph"/>
+      </w:pPr>
+      <w:r>
+        <w:t xml:space="preserve">In observational data, a per-protocol analysis compares individuals</w:t>
+      </w:r>
+      <w:r>
+        <w:t xml:space="preserve"> </w:t>
+      </w:r>
+      <w:r>
+        <w:t xml:space="preserve">who adhered to a specific treatment strategy throughout follow-up.</w:t>
+      </w:r>
+      <w:r>
+        <w:t xml:space="preserve"> </w:t>
+      </w:r>
+      <w:r>
+        <w:t xml:space="preserve">This is a problem of time-varying treatment:</w:t>
+      </w:r>
+      <w:r>
+        <w:t xml:space="preserve"> </w:t>
+      </w:r>
+      <w:r>
+        <w:t xml:space="preserve">treatment initiation, continuation, and discontinuation all occur over time,</w:t>
+      </w:r>
+      <w:r>
+        <w:t xml:space="preserve"> </w:t>
+      </w:r>
+      <w:r>
+        <w:t xml:space="preserve">and all may be confounded by time-varying covariates.</w:t>
+      </w:r>
+      <w:r>
+        <w:t xml:space="preserve"> </w:t>
+      </w:r>
+      <w:r>
+        <w:t xml:space="preserve">The g-methods of Chapter 21 — particularly IP weighting with censoring weights —</w:t>
+      </w:r>
+      <w:r>
+        <w:t xml:space="preserve"> </w:t>
+      </w:r>
+      <w:r>
+        <w:t xml:space="preserve">are the appropriate tools.</w:t>
+      </w:r>
+    </w:p>
+    <w:bookmarkEnd w:id="13"/>
+    <w:bookmarkEnd w:id="14"/>
+    <w:bookmarkStart w:id="19" w:name="X247c1eaba48452d9798a5d446d313274d35d927"/>
+    <w:p>
+      <w:pPr>
+        <w:pStyle w:val="Heading2"/>
+      </w:pPr>
+      <w:r>
+        <w:t xml:space="preserve">2 22.2 A Target Trial with Sustained Treatment Strategies (p. 309)</w:t>
+      </w:r>
+    </w:p>
+    <w:p>
+      <w:r>
+        <w:pict>
+          <v:rect style="width:0;height:1.5pt" o:hralign="center" o:hrstd="t" o:hr="t"/>
+        </w:pict>
+      </w:r>
+    </w:p>
+    <w:p>
+      <w:pPr>
+        <w:pStyle w:val="FirstParagraph"/>
+      </w:pPr>
+      <w:r>
+        <w:t xml:space="preserve">To make the target trial concept concrete, consider a clinical question:</w:t>
+      </w:r>
+      <w:r>
+        <w:t xml:space="preserve"> </w:t>
+      </w:r>
+      <w:r>
+        <w:t xml:space="preserve">“What is the effect of starting and maintaining antiretroviral therapy immediately</w:t>
+      </w:r>
+      <w:r>
+        <w:t xml:space="preserve"> </w:t>
+      </w:r>
+      <w:r>
+        <w:t xml:space="preserve">versus deferring therapy until CD4 count falls below 350 cells/mm³</w:t>
+      </w:r>
+      <w:r>
+        <w:t xml:space="preserve"> </w:t>
+      </w:r>
+      <w:r>
+        <w:t xml:space="preserve">on the five-year risk of AIDS or death in HIV-positive individuals?”</w:t>
+      </w:r>
+    </w:p>
+    <w:p>
+      <w:pPr>
+        <w:pStyle w:val="BodyText"/>
+      </w:pPr>
+      <w:r>
+        <w:t xml:space="preserve">The</w:t>
+      </w:r>
+      <w:r>
+        <w:t xml:space="preserve"> </w:t>
+      </w:r>
+      <w:r>
+        <w:rPr>
+          <w:b/>
+          <w:bCs/>
+        </w:rPr>
+        <w:t xml:space="preserve">target trial</w:t>
+      </w:r>
+      <w:r>
+        <w:t xml:space="preserve"> </w:t>
+      </w:r>
+      <w:r>
+        <w:t xml:space="preserve">for this question would specify:</w:t>
+      </w:r>
+    </w:p>
+    <w:tbl>
+      <w:tblPr>
+        <w:tblStyle w:val="Table"/>
+        <w:tblInd w:w="164" w:type="dxa"/>
+        <w:tblBorders>
+          <w:left w:val="single" w:sz="24" w:space="0" w:color="909090"/>
+        </w:tblBorders>
+        <w:tblCellMar>
+          <w:left w:w="0" w:type="dxa"/>
+          <w:right w:w="0" w:type="dxa"/>
+        </w:tblCellMar>
+        <w:tblLook w:firstRow="0" w:lastRow="0" w:firstColumn="0" w:lastColumn="0" w:noHBand="0" w:noVBand="0" w:val="0000"/>
+      </w:tblPr>
+      <w:tblGrid>
+        <w:gridCol w:w="7920"/>
+      </w:tblGrid>
+      <w:tr>
+        <w:trPr>
+          <w:cantSplit/>
+        </w:trPr>
+        <w:tc>
+          <w:tcPr>
+            <w:tcMar>
+              <w:left w:w="144" w:type="dxa"/>
+            </w:tcMar>
+          </w:tcPr>
+          <w:p>
+            <w:pPr>
+              <w:pStyle w:val="BodyText"/>
+            </w:pPr>
+            <w:pPr>
+              <w:spacing w:before="16" w:after="64"/>
+            </w:pPr>
+          </w:p>
+          <w:bookmarkStart w:id="15" w:name="exm-target-trial-hiv"/>
           <w:p>
             <w:pPr>
               <w:pStyle w:val="BodyText"/>
@@ -1351,7 +1393,7 @@
               </w:tc>
             </w:tr>
           </w:tbl>
-          <w:bookmarkEnd w:id="14"/>
+          <w:bookmarkEnd w:id="15"/>
         </w:tc>
       </w:tr>
     </w:tbl>
@@ -1397,7 +1439,7 @@
               <w:spacing w:before="16" w:after="64"/>
             </w:pPr>
           </w:p>
-          <w:bookmarkStart w:id="15" w:name="def-sustained-strategies"/>
+          <w:bookmarkStart w:id="16" w:name="def-sustained-strategies"/>
           <w:p>
             <w:pPr>
               <w:pStyle w:val="BodyText"/>
@@ -1407,7 +1449,7 @@
                 <w:b/>
                 <w:bCs/>
               </w:rPr>
-              <w:t xml:space="preserve">Definition 3 (Sustained Treatment Strategies)</w:t>
+              <w:t xml:space="preserve">Definition 4 (Sustained Treatment Strategies)</w:t>
             </w:r>
             <w:r>
               <w:t xml:space="preserve"> </w:t>
@@ -1438,7 +1480,7 @@
               <w:t xml:space="preserve">over the entire follow-up period, not just a single decision at baseline.</w:t>
             </w:r>
           </w:p>
-          <w:bookmarkEnd w:id="15"/>
+          <w:bookmarkEnd w:id="16"/>
         </w:tc>
       </w:tr>
     </w:tbl>
@@ -1511,7 +1553,7 @@
         <w:t xml:space="preserve">“do not treat until CD4 &lt; 350, then treat.”</w:t>
       </w:r>
     </w:p>
-    <w:bookmarkStart w:id="16" w:name="why-sustained-strategies-are-important"/>
+    <w:bookmarkStart w:id="18" w:name="why-sustained-strategies-are-important"/>
     <w:p>
       <w:pPr>
         <w:pStyle w:val="Heading3"/>
@@ -1596,767 +1638,6 @@
       </w:r>
       <w:r>
         <w:t xml:space="preserve">not just at the moment of treatment initiation.</w:t>
-      </w:r>
-    </w:p>
-    <w:p>
-      <w:pPr>
-        <w:pStyle w:val="BodyText"/>
-      </w:pPr>
-      <w:r>
-        <w:rPr>
-          <w:b/>
-          <w:bCs/>
-        </w:rPr>
-        <w:t xml:space="preserve">Active comparator designs</w:t>
-      </w:r>
-      <w:r>
-        <w:t xml:space="preserve">:</w:t>
-      </w:r>
-    </w:p>
-    <w:p>
-      <w:pPr>
-        <w:pStyle w:val="BodyText"/>
-      </w:pPr>
-      <w:r>
-        <w:t xml:space="preserve">A well-designed target trial uses</w:t>
-      </w:r>
-      <w:r>
-        <w:t xml:space="preserve"> </w:t>
-      </w:r>
-      <w:r>
-        <w:rPr>
-          <w:b/>
-          <w:bCs/>
-        </w:rPr>
-        <w:t xml:space="preserve">active comparators</w:t>
-      </w:r>
-      <w:r>
-        <w:t xml:space="preserve"> </w:t>
-      </w:r>
-      <w:r>
-        <w:t xml:space="preserve">rather than comparing treated</w:t>
-      </w:r>
-      <w:r>
-        <w:t xml:space="preserve"> </w:t>
-      </w:r>
-      <w:r>
-        <w:t xml:space="preserve">to completely untreated individuals.</w:t>
-      </w:r>
-      <w:r>
-        <w:t xml:space="preserve"> </w:t>
-      </w:r>
-      <w:r>
-        <w:t xml:space="preserve">The</w:t>
-      </w:r>
-      <w:r>
-        <w:t xml:space="preserve"> </w:t>
-      </w:r>
-      <w:r>
-        <w:t xml:space="preserve">“new user, active comparator”</w:t>
-      </w:r>
-      <w:r>
-        <w:t xml:space="preserve"> </w:t>
-      </w:r>
-      <w:r>
-        <w:t xml:space="preserve">design, in which both strategies begin treatment</w:t>
-      </w:r>
-      <w:r>
-        <w:t xml:space="preserve"> </w:t>
-      </w:r>
-      <w:r>
-        <w:t xml:space="preserve">(just of different types or at different thresholds), tends to produce better-calibrated</w:t>
-      </w:r>
-      <w:r>
-        <w:t xml:space="preserve"> </w:t>
-      </w:r>
-      <w:r>
-        <w:t xml:space="preserve">observational estimates because it more closely mirrors the actual clinical decision.</w:t>
-      </w:r>
-      <w:r>
-        <w:t xml:space="preserve"> </w:t>
-      </w:r>
-      <w:r>
-        <w:t xml:space="preserve">Comparing new users of drug A to non-users of any drug conflates the effect of drug A</w:t>
-      </w:r>
-      <w:r>
-        <w:t xml:space="preserve"> </w:t>
-      </w:r>
-      <w:r>
-        <w:t xml:space="preserve">with the effect of the clinical decision to initiate any treatment.</w:t>
-      </w:r>
-    </w:p>
-    <w:p>
-      <w:pPr>
-        <w:pStyle w:val="BodyText"/>
-      </w:pPr>
-      <w:r>
-        <w:rPr>
-          <w:b/>
-          <w:bCs/>
-        </w:rPr>
-        <w:t xml:space="preserve">Intention-to-treat in the target trial</w:t>
-      </w:r>
-      <w:r>
-        <w:t xml:space="preserve">:</w:t>
-      </w:r>
-      <w:r>
-        <w:t xml:space="preserve"> </w:t>
-      </w:r>
-      <w:r>
-        <w:t xml:space="preserve">The target trial ITT effect compares individuals by their</w:t>
-      </w:r>
-      <w:r>
-        <w:t xml:space="preserve"> </w:t>
-      </w:r>
-      <w:r>
-        <w:rPr>
-          <w:i/>
-          <w:iCs/>
-        </w:rPr>
-        <w:t xml:space="preserve">assigned</w:t>
-      </w:r>
-      <w:r>
-        <w:t xml:space="preserve"> </w:t>
-      </w:r>
-      <w:r>
-        <w:t xml:space="preserve">strategy at time zero,</w:t>
-      </w:r>
-      <w:r>
-        <w:t xml:space="preserve"> </w:t>
-      </w:r>
-      <w:r>
-        <w:t xml:space="preserve">regardless of subsequent deviations.</w:t>
-      </w:r>
-      <w:r>
-        <w:t xml:space="preserve"> </w:t>
-      </w:r>
-      <w:r>
-        <w:t xml:space="preserve">In the emulation with observational data, this translates to comparing individuals</w:t>
-      </w:r>
-      <w:r>
-        <w:t xml:space="preserve"> </w:t>
-      </w:r>
-      <w:r>
-        <w:t xml:space="preserve">by their</w:t>
-      </w:r>
-      <w:r>
-        <w:t xml:space="preserve"> </w:t>
-      </w:r>
-      <w:r>
-        <w:rPr>
-          <w:i/>
-          <w:iCs/>
-        </w:rPr>
-        <w:t xml:space="preserve">actual</w:t>
-      </w:r>
-      <w:r>
-        <w:t xml:space="preserve"> </w:t>
-      </w:r>
-      <w:r>
-        <w:t xml:space="preserve">treatment initiation at time zero,</w:t>
-      </w:r>
-      <w:r>
-        <w:t xml:space="preserve"> </w:t>
-      </w:r>
-      <w:r>
-        <w:t xml:space="preserve">ignoring later changes in treatment.</w:t>
-      </w:r>
-      <w:r>
-        <w:t xml:space="preserve"> </w:t>
-      </w:r>
-      <w:r>
-        <w:t xml:space="preserve">This is easier to implement but often not the most clinically relevant estimand.</w:t>
-      </w:r>
-    </w:p>
-    <w:bookmarkEnd w:id="16"/>
-    <w:bookmarkEnd w:id="17"/>
-    <w:bookmarkStart w:id="20" w:name="X734dc8e0c51d56d14c679c837e3fcafd460c4b5"/>
-    <w:p>
-      <w:pPr>
-        <w:pStyle w:val="Heading2"/>
-      </w:pPr>
-      <w:r>
-        <w:t xml:space="preserve">3 22.3 Emulating a Target Trial with Sustained Strategies (p. 313)</w:t>
-      </w:r>
-    </w:p>
-    <w:p>
-      <w:r>
-        <w:pict>
-          <v:rect style="width:0;height:1.5pt" o:hralign="center" o:hrstd="t" o:hr="t"/>
-        </w:pict>
-      </w:r>
-    </w:p>
-    <w:p>
-      <w:pPr>
-        <w:pStyle w:val="FirstParagraph"/>
-      </w:pPr>
-      <w:r>
-        <w:t xml:space="preserve">Emulating the target trial means reproducing each component</w:t>
-      </w:r>
-      <w:r>
-        <w:t xml:space="preserve"> </w:t>
-      </w:r>
-      <w:r>
-        <w:t xml:space="preserve">of the trial specification using observational data.</w:t>
-      </w:r>
-    </w:p>
-    <w:bookmarkStart w:id="18" w:name="emulating-each-component"/>
-    <w:p>
-      <w:pPr>
-        <w:pStyle w:val="Heading3"/>
-      </w:pPr>
-      <w:r>
-        <w:t xml:space="preserve">3.1 Emulating Each Component</w:t>
-      </w:r>
-    </w:p>
-    <w:p>
-      <w:pPr>
-        <w:pStyle w:val="FirstParagraph"/>
-      </w:pPr>
-      <w:r>
-        <w:rPr>
-          <w:b/>
-          <w:bCs/>
-        </w:rPr>
-        <w:t xml:space="preserve">Eligibility criteria</w:t>
-      </w:r>
-      <w:r>
-        <w:t xml:space="preserve">: Apply the same eligibility criteria</w:t>
-      </w:r>
-      <w:r>
-        <w:t xml:space="preserve"> </w:t>
-      </w:r>
-      <w:r>
-        <w:t xml:space="preserve">to the observational cohort as would have been used in the trial</w:t>
-      </w:r>
-      <w:r>
-        <w:t xml:space="preserve"> </w:t>
-      </w:r>
-      <w:r>
-        <w:t xml:space="preserve">(e.g., HIV-positive, CD4 &gt; 350, no prior ART).</w:t>
-      </w:r>
-      <w:r>
-        <w:t xml:space="preserve"> </w:t>
-      </w:r>
-      <w:r>
-        <w:t xml:space="preserve">Any individual who meets the criteria at some calendar time can serve as a</w:t>
-      </w:r>
-      <w:r>
-        <w:t xml:space="preserve"> </w:t>
-      </w:r>
-      <w:r>
-        <w:t xml:space="preserve">“trial participant”</w:t>
-      </w:r>
-      <w:r>
-        <w:t xml:space="preserve"> </w:t>
-      </w:r>
-      <w:r>
-        <w:t xml:space="preserve">at that time, creating</w:t>
-      </w:r>
-      <w:r>
-        <w:t xml:space="preserve"> </w:t>
-      </w:r>
-      <w:r>
-        <w:rPr>
-          <w:b/>
-          <w:bCs/>
-        </w:rPr>
-        <w:t xml:space="preserve">sequential trials</w:t>
-      </w:r>
-      <w:r>
-        <w:t xml:space="preserve"> </w:t>
-      </w:r>
-      <w:r>
-        <w:t xml:space="preserve">(discussed in Section 22.4).</w:t>
-      </w:r>
-    </w:p>
-    <w:p>
-      <w:pPr>
-        <w:pStyle w:val="BodyText"/>
-      </w:pPr>
-      <w:r>
-        <w:rPr>
-          <w:b/>
-          <w:bCs/>
-        </w:rPr>
-        <w:t xml:space="preserve">Treatment strategies</w:t>
-      </w:r>
-      <w:r>
-        <w:t xml:space="preserve">: Observe which individuals followed the target strategies</w:t>
-      </w:r>
-      <w:r>
-        <w:t xml:space="preserve"> </w:t>
-      </w:r>
-      <w:r>
-        <w:t xml:space="preserve">(initiated immediately or waited until CD4 &lt; 350).</w:t>
-      </w:r>
-      <w:r>
-        <w:t xml:space="preserve"> </w:t>
-      </w:r>
-      <w:r>
-        <w:t xml:space="preserve">For the per-protocol analysis, censor individuals when they deviate from the strategy.</w:t>
-      </w:r>
-    </w:p>
-    <w:p>
-      <w:pPr>
-        <w:pStyle w:val="BodyText"/>
-      </w:pPr>
-      <w:r>
-        <w:rPr>
-          <w:b/>
-          <w:bCs/>
-        </w:rPr>
-        <w:t xml:space="preserve">Assignment mechanism</w:t>
-      </w:r>
-      <w:r>
-        <w:t xml:space="preserve">: In the trial, assignment is random.</w:t>
-      </w:r>
-      <w:r>
-        <w:t xml:space="preserve"> </w:t>
-      </w:r>
-      <w:r>
-        <w:t xml:space="preserve">In the emulation, treatment initiation is not random — it depends on measured</w:t>
-      </w:r>
-      <w:r>
-        <w:t xml:space="preserve"> </w:t>
-      </w:r>
-      <w:r>
-        <w:t xml:space="preserve">and unmeasured clinical characteristics.</w:t>
-      </w:r>
-      <w:r>
-        <w:t xml:space="preserve"> </w:t>
-      </w:r>
-      <w:r>
-        <w:t xml:space="preserve">Sequential exchangeability (conditional on measured covariates) is the identifying assumption.</w:t>
-      </w:r>
-    </w:p>
-    <w:p>
-      <w:pPr>
-        <w:pStyle w:val="BodyText"/>
-      </w:pPr>
-      <w:r>
-        <w:rPr>
-          <w:b/>
-          <w:bCs/>
-        </w:rPr>
-        <w:t xml:space="preserve">Follow-up and outcome</w:t>
-      </w:r>
-      <w:r>
-        <w:t xml:space="preserve">: Use the same outcome definition and follow-up rules</w:t>
-      </w:r>
-      <w:r>
-        <w:t xml:space="preserve"> </w:t>
-      </w:r>
-      <w:r>
-        <w:t xml:space="preserve">as specified in the target trial.</w:t>
-      </w:r>
-      <w:r>
-        <w:t xml:space="preserve"> </w:t>
-      </w:r>
-      <w:r>
-        <w:t xml:space="preserve">Informative censoring (due to loss to follow-up or deviating from protocol)</w:t>
-      </w:r>
-      <w:r>
-        <w:t xml:space="preserve"> </w:t>
-      </w:r>
-      <w:r>
-        <w:t xml:space="preserve">is handled via censoring IP weights.</w:t>
-      </w:r>
-    </w:p>
-    <w:p>
-      <w:pPr>
-        <w:pStyle w:val="BodyText"/>
-      </w:pPr>
-      <w:r>
-        <w:rPr>
-          <w:b/>
-          <w:bCs/>
-        </w:rPr>
-        <w:t xml:space="preserve">Analysis</w:t>
-      </w:r>
-      <w:r>
-        <w:t xml:space="preserve">: Apply the g-methods of Chapter 21.</w:t>
-      </w:r>
-      <w:r>
-        <w:t xml:space="preserve"> </w:t>
-      </w:r>
-      <w:r>
-        <w:t xml:space="preserve">For the ITT analysis, compare the two initiation groups without adjustment for post-baseline treatment.</w:t>
-      </w:r>
-      <w:r>
-        <w:t xml:space="preserve"> </w:t>
-      </w:r>
-      <w:r>
-        <w:t xml:space="preserve">For the PP analysis, use IP weighting to adjust for time-varying confounders of adherence.</w:t>
-      </w:r>
-    </w:p>
-    <w:p>
-      <w:pPr>
-        <w:pStyle w:val="BodyText"/>
-      </w:pPr>
-      <w:r>
-        <w:rPr>
-          <w:b/>
-          <w:bCs/>
-        </w:rPr>
-        <w:t xml:space="preserve">Why emulation is not trivial</w:t>
-      </w:r>
-      <w:r>
-        <w:t xml:space="preserve">:</w:t>
-      </w:r>
-    </w:p>
-    <w:p>
-      <w:pPr>
-        <w:pStyle w:val="BodyText"/>
-      </w:pPr>
-      <w:r>
-        <w:t xml:space="preserve">Each component of the target trial introduces potential sources of bias when emulated</w:t>
-      </w:r>
-      <w:r>
-        <w:t xml:space="preserve"> </w:t>
-      </w:r>
-      <w:r>
-        <w:t xml:space="preserve">with observational data:</w:t>
-      </w:r>
-    </w:p>
-    <w:p>
-      <w:pPr>
-        <w:pStyle w:val="Compact"/>
-        <w:numPr>
-          <w:ilvl w:val="0"/>
-          <w:numId w:val="1001"/>
-        </w:numPr>
-      </w:pPr>
-      <w:r>
-        <w:rPr>
-          <w:b/>
-          <w:bCs/>
-        </w:rPr>
-        <w:t xml:space="preserve">Eligibility criteria</w:t>
-      </w:r>
-      <w:r>
-        <w:t xml:space="preserve">: Selecting a</w:t>
-      </w:r>
-      <w:r>
-        <w:t xml:space="preserve"> </w:t>
-      </w:r>
-      <w:r>
-        <w:t xml:space="preserve">“baseline”</w:t>
-      </w:r>
-      <w:r>
-        <w:t xml:space="preserve"> </w:t>
-      </w:r>
-      <w:r>
-        <w:t xml:space="preserve">requires defining a point in time</w:t>
-      </w:r>
-      <w:r>
-        <w:t xml:space="preserve"> </w:t>
-      </w:r>
-      <w:r>
-        <w:t xml:space="preserve">that matches the trial’s entry criterion.</w:t>
-      </w:r>
-      <w:r>
-        <w:t xml:space="preserve"> </w:t>
-      </w:r>
-      <w:r>
-        <w:t xml:space="preserve">In longitudinal databases this may be complex (see time zero, Section 22.4).</w:t>
-      </w:r>
-    </w:p>
-    <w:p>
-      <w:pPr>
-        <w:pStyle w:val="Compact"/>
-        <w:numPr>
-          <w:ilvl w:val="0"/>
-          <w:numId w:val="1001"/>
-        </w:numPr>
-      </w:pPr>
-      <w:r>
-        <w:rPr>
-          <w:b/>
-          <w:bCs/>
-        </w:rPr>
-        <w:t xml:space="preserve">Treatment strategies</w:t>
-      </w:r>
-      <w:r>
-        <w:t xml:space="preserve">: Real-world treatment patterns may not map cleanly</w:t>
-      </w:r>
-      <w:r>
-        <w:t xml:space="preserve"> </w:t>
-      </w:r>
-      <w:r>
-        <w:t xml:space="preserve">onto trial strategies; grace periods and adherence windows are needed.</w:t>
-      </w:r>
-    </w:p>
-    <w:p>
-      <w:pPr>
-        <w:pStyle w:val="Compact"/>
-        <w:numPr>
-          <w:ilvl w:val="0"/>
-          <w:numId w:val="1001"/>
-        </w:numPr>
-      </w:pPr>
-      <w:r>
-        <w:rPr>
-          <w:b/>
-          <w:bCs/>
-        </w:rPr>
-        <w:t xml:space="preserve">Confounding</w:t>
-      </w:r>
-      <w:r>
-        <w:t xml:space="preserve">: The absence of randomization requires adjustment for baseline</w:t>
-      </w:r>
-      <w:r>
-        <w:t xml:space="preserve"> </w:t>
-      </w:r>
-      <w:r>
-        <w:t xml:space="preserve">and time-varying confounders, introducing the challenges of Chapters 19–21.</w:t>
-      </w:r>
-    </w:p>
-    <w:p>
-      <w:pPr>
-        <w:pStyle w:val="Compact"/>
-        <w:numPr>
-          <w:ilvl w:val="0"/>
-          <w:numId w:val="1001"/>
-        </w:numPr>
-      </w:pPr>
-      <w:r>
-        <w:rPr>
-          <w:b/>
-          <w:bCs/>
-        </w:rPr>
-        <w:t xml:space="preserve">Outcome ascertainment</w:t>
-      </w:r>
-      <w:r>
-        <w:t xml:space="preserve">: Administrative data may under-code events,</w:t>
-      </w:r>
-      <w:r>
-        <w:t xml:space="preserve"> </w:t>
-      </w:r>
-      <w:r>
-        <w:t xml:space="preserve">requiring validation studies.</w:t>
-      </w:r>
-    </w:p>
-    <w:bookmarkEnd w:id="18"/>
-    <w:bookmarkStart w:id="19" w:name="X465edcb69a34ad4c0d5ba9ea1e6084161a32cb9"/>
-    <w:p>
-      <w:pPr>
-        <w:pStyle w:val="Heading3"/>
-      </w:pPr>
-      <w:r>
-        <w:t xml:space="preserve">3.2 The Per-Protocol Estimand in the Emulation</w:t>
-      </w:r>
-    </w:p>
-    <w:p>
-      <w:pPr>
-        <w:pStyle w:val="FirstParagraph"/>
-      </w:pPr>
-      <w:r>
-        <w:t xml:space="preserve">In the emulation, the PP analysis requires censoring participants</w:t>
-      </w:r>
-      <w:r>
-        <w:t xml:space="preserve"> </w:t>
-      </w:r>
-      <w:r>
-        <w:t xml:space="preserve">when they deviate from their</w:t>
-      </w:r>
-      <w:r>
-        <w:t xml:space="preserve"> </w:t>
-      </w:r>
-      <w:r>
-        <w:t xml:space="preserve">“assigned”</w:t>
-      </w:r>
-      <w:r>
-        <w:t xml:space="preserve"> </w:t>
-      </w:r>
-      <w:r>
-        <w:t xml:space="preserve">strategy</w:t>
-      </w:r>
-      <w:r>
-        <w:t xml:space="preserve"> </w:t>
-      </w:r>
-      <w:r>
-        <w:t xml:space="preserve">(the strategy they were on at time zero).</w:t>
-      </w:r>
-      <w:r>
-        <w:t xml:space="preserve"> </w:t>
-      </w:r>
-      <w:r>
-        <w:t xml:space="preserve">For example, under strategy 2 (</w:t>
-      </w:r>
-      <w:r>
-        <w:t xml:space="preserve">“defer ART until CD4 &lt; 350”</w:t>
-      </w:r>
-      <w:r>
-        <w:t xml:space="preserve">),</w:t>
-      </w:r>
-      <w:r>
-        <w:t xml:space="preserve"> </w:t>
-      </w:r>
-      <w:r>
-        <w:t xml:space="preserve">a participant is censored if they initiate ART before their CD4 reaches 350.</w:t>
-      </w:r>
-      <w:r>
-        <w:t xml:space="preserve"> </w:t>
-      </w:r>
-      <w:r>
-        <w:t xml:space="preserve">This censoring is informative — sicker patients are more likely to start ART early —</w:t>
-      </w:r>
-      <w:r>
-        <w:t xml:space="preserve"> </w:t>
-      </w:r>
-      <w:r>
-        <w:t xml:space="preserve">so censoring IP weights are needed.</w:t>
-      </w:r>
-    </w:p>
-    <w:p>
-      <w:pPr>
-        <w:pStyle w:val="BodyText"/>
-      </w:pPr>
-      <w:r>
-        <w:t xml:space="preserve">The per-protocol analysis thus requires:</w:t>
-      </w:r>
-    </w:p>
-    <w:p>
-      <w:pPr>
-        <w:pStyle w:val="Compact"/>
-        <w:numPr>
-          <w:ilvl w:val="0"/>
-          <w:numId w:val="1002"/>
-        </w:numPr>
-      </w:pPr>
-      <w:r>
-        <w:t xml:space="preserve">Unstabilized or stabilized treatment IP weights (</w:t>
-      </w:r>
-      <m:oMath>
-        <m:r>
-          <m:t>S</m:t>
-        </m:r>
-        <m:sSup>
-          <m:e>
-            <m:r>
-              <m:t>W</m:t>
-            </m:r>
-          </m:e>
-          <m:sup>
-            <m:r>
-              <m:t>A</m:t>
-            </m:r>
-          </m:sup>
-        </m:sSup>
-      </m:oMath>
-      <w:r>
-        <w:t xml:space="preserve">),</w:t>
-      </w:r>
-      <w:r>
-        <w:t xml:space="preserve"> </w:t>
-      </w:r>
-      <w:r>
-        <w:t xml:space="preserve">to adjust for confounding of treatment decisions.</w:t>
-      </w:r>
-    </w:p>
-    <w:p>
-      <w:pPr>
-        <w:pStyle w:val="Compact"/>
-        <w:numPr>
-          <w:ilvl w:val="0"/>
-          <w:numId w:val="1002"/>
-        </w:numPr>
-      </w:pPr>
-      <w:r>
-        <w:t xml:space="preserve">Censoring IP weights (</w:t>
-      </w:r>
-      <m:oMath>
-        <m:r>
-          <m:t>S</m:t>
-        </m:r>
-        <m:sSup>
-          <m:e>
-            <m:r>
-              <m:t>W</m:t>
-            </m:r>
-          </m:e>
-          <m:sup>
-            <m:r>
-              <m:t>C</m:t>
-            </m:r>
-          </m:sup>
-        </m:sSup>
-      </m:oMath>
-      <w:r>
-        <w:t xml:space="preserve">),</w:t>
-      </w:r>
-      <w:r>
-        <w:t xml:space="preserve"> </w:t>
-      </w:r>
-      <w:r>
-        <w:t xml:space="preserve">to adjust for selection bias from protocol deviations.</w:t>
-      </w:r>
-    </w:p>
-    <w:p>
-      <w:pPr>
-        <w:pStyle w:val="Compact"/>
-        <w:numPr>
-          <w:ilvl w:val="0"/>
-          <w:numId w:val="1002"/>
-        </w:numPr>
-      </w:pPr>
-      <w:r>
-        <w:t xml:space="preserve">A MSM or g-formula to estimate the counterfactual mean outcome.</w:t>
-      </w:r>
-    </w:p>
-    <w:bookmarkEnd w:id="19"/>
-    <w:bookmarkEnd w:id="20"/>
-    <w:bookmarkStart w:id="27" w:name="time-zero-p.-315"/>
-    <w:p>
-      <w:pPr>
-        <w:pStyle w:val="Heading2"/>
-      </w:pPr>
-      <w:r>
-        <w:t xml:space="preserve">4 22.4 Time Zero (p. 315)</w:t>
-      </w:r>
-    </w:p>
-    <w:p>
-      <w:r>
-        <w:pict>
-          <v:rect style="width:0;height:1.5pt" o:hralign="center" o:hrstd="t" o:hr="t"/>
-        </w:pict>
-      </w:r>
-    </w:p>
-    <w:p>
-      <w:pPr>
-        <w:pStyle w:val="FirstParagraph"/>
-      </w:pPr>
-      <w:r>
-        <w:rPr>
-          <w:b/>
-          <w:bCs/>
-        </w:rPr>
-        <w:t xml:space="preserve">Time zero</w:t>
-      </w:r>
-      <w:r>
-        <w:t xml:space="preserve"> </w:t>
-      </w:r>
-      <w:r>
-        <w:t xml:space="preserve">— the moment at which follow-up begins for each individual —</w:t>
-      </w:r>
-      <w:r>
-        <w:t xml:space="preserve"> </w:t>
-      </w:r>
-      <w:r>
-        <w:t xml:space="preserve">is one of the most consequential choices in any observational study.</w:t>
-      </w:r>
-      <w:r>
-        <w:t xml:space="preserve"> </w:t>
-      </w:r>
-      <w:r>
-        <w:t xml:space="preserve">Errors in defining time zero are responsible for a large class of systematic biases</w:t>
-      </w:r>
-      <w:r>
-        <w:t xml:space="preserve"> </w:t>
-      </w:r>
-      <w:r>
-        <w:t xml:space="preserve">in the observational literature.</w:t>
       </w:r>
     </w:p>
     <w:tbl>
@@ -2393,7 +1674,7 @@
               <w:spacing w:before="16" w:after="64"/>
             </w:pPr>
           </w:p>
-          <w:bookmarkStart w:id="21" w:name="def-time-zero"/>
+          <w:bookmarkStart w:id="17" w:name="def-active-comparator"/>
           <w:p>
             <w:pPr>
               <w:pStyle w:val="BodyText"/>
@@ -2403,7 +1684,804 @@
                 <w:b/>
                 <w:bCs/>
               </w:rPr>
-              <w:t xml:space="preserve">Definition 4 (Time Zero)</w:t>
+              <w:t xml:space="preserve">Definition 5 (Active Comparator Design)</w:t>
+            </w:r>
+            <w:r>
+              <w:t xml:space="preserve"> </w:t>
+            </w:r>
+            <w:r>
+              <w:t xml:space="preserve">A well-designed target trial uses</w:t>
+            </w:r>
+            <w:r>
+              <w:t xml:space="preserve"> </w:t>
+            </w:r>
+            <w:r>
+              <w:rPr>
+                <w:b/>
+                <w:bCs/>
+              </w:rPr>
+              <w:t xml:space="preserve">active comparators</w:t>
+            </w:r>
+            <w:r>
+              <w:t xml:space="preserve"> </w:t>
+            </w:r>
+            <w:r>
+              <w:t xml:space="preserve">rather than comparing treated</w:t>
+            </w:r>
+            <w:r>
+              <w:t xml:space="preserve"> </w:t>
+            </w:r>
+            <w:r>
+              <w:t xml:space="preserve">to completely untreated individuals.</w:t>
+            </w:r>
+            <w:r>
+              <w:t xml:space="preserve"> </w:t>
+            </w:r>
+            <w:r>
+              <w:t xml:space="preserve">The</w:t>
+            </w:r>
+            <w:r>
+              <w:t xml:space="preserve"> </w:t>
+            </w:r>
+            <w:r>
+              <w:t xml:space="preserve">“new user, active comparator”</w:t>
+            </w:r>
+            <w:r>
+              <w:t xml:space="preserve"> </w:t>
+            </w:r>
+            <w:r>
+              <w:t xml:space="preserve">design, in which both strategies begin treatment</w:t>
+            </w:r>
+            <w:r>
+              <w:t xml:space="preserve"> </w:t>
+            </w:r>
+            <w:r>
+              <w:t xml:space="preserve">(just of different types or at different thresholds), tends to produce better-calibrated</w:t>
+            </w:r>
+            <w:r>
+              <w:t xml:space="preserve"> </w:t>
+            </w:r>
+            <w:r>
+              <w:t xml:space="preserve">observational estimates because it more closely mirrors the actual clinical decision.</w:t>
+            </w:r>
+          </w:p>
+          <w:bookmarkEnd w:id="17"/>
+        </w:tc>
+      </w:tr>
+    </w:tbl>
+    <w:p>
+      <w:pPr>
+        <w:pStyle w:val="BodyText"/>
+      </w:pPr>
+      <w:r>
+        <w:t xml:space="preserve">Comparing new users of drug A to non-users of any drug conflates the effect of drug A</w:t>
+      </w:r>
+      <w:r>
+        <w:t xml:space="preserve"> </w:t>
+      </w:r>
+      <w:r>
+        <w:t xml:space="preserve">with the effect of the clinical decision to initiate any treatment.</w:t>
+      </w:r>
+    </w:p>
+    <w:p>
+      <w:pPr>
+        <w:pStyle w:val="BodyText"/>
+      </w:pPr>
+      <w:r>
+        <w:rPr>
+          <w:b/>
+          <w:bCs/>
+        </w:rPr>
+        <w:t xml:space="preserve">Intention-to-treat in the target trial</w:t>
+      </w:r>
+      <w:r>
+        <w:t xml:space="preserve">:</w:t>
+      </w:r>
+      <w:r>
+        <w:t xml:space="preserve"> </w:t>
+      </w:r>
+      <w:r>
+        <w:t xml:space="preserve">The target trial ITT effect compares individuals by their</w:t>
+      </w:r>
+      <w:r>
+        <w:t xml:space="preserve"> </w:t>
+      </w:r>
+      <w:r>
+        <w:rPr>
+          <w:i/>
+          <w:iCs/>
+        </w:rPr>
+        <w:t xml:space="preserve">assigned</w:t>
+      </w:r>
+      <w:r>
+        <w:t xml:space="preserve"> </w:t>
+      </w:r>
+      <w:r>
+        <w:t xml:space="preserve">strategy at time zero,</w:t>
+      </w:r>
+      <w:r>
+        <w:t xml:space="preserve"> </w:t>
+      </w:r>
+      <w:r>
+        <w:t xml:space="preserve">regardless of subsequent deviations.</w:t>
+      </w:r>
+      <w:r>
+        <w:t xml:space="preserve"> </w:t>
+      </w:r>
+      <w:r>
+        <w:t xml:space="preserve">In the emulation with observational data, this translates to comparing individuals</w:t>
+      </w:r>
+      <w:r>
+        <w:t xml:space="preserve"> </w:t>
+      </w:r>
+      <w:r>
+        <w:t xml:space="preserve">by their</w:t>
+      </w:r>
+      <w:r>
+        <w:t xml:space="preserve"> </w:t>
+      </w:r>
+      <w:r>
+        <w:rPr>
+          <w:i/>
+          <w:iCs/>
+        </w:rPr>
+        <w:t xml:space="preserve">actual</w:t>
+      </w:r>
+      <w:r>
+        <w:t xml:space="preserve"> </w:t>
+      </w:r>
+      <w:r>
+        <w:t xml:space="preserve">treatment initiation at time zero,</w:t>
+      </w:r>
+      <w:r>
+        <w:t xml:space="preserve"> </w:t>
+      </w:r>
+      <w:r>
+        <w:t xml:space="preserve">ignoring later changes in treatment.</w:t>
+      </w:r>
+      <w:r>
+        <w:t xml:space="preserve"> </w:t>
+      </w:r>
+      <w:r>
+        <w:t xml:space="preserve">This is easier to implement but often not the most clinically relevant estimand.</w:t>
+      </w:r>
+    </w:p>
+    <w:bookmarkEnd w:id="18"/>
+    <w:bookmarkEnd w:id="19"/>
+    <w:bookmarkStart w:id="22" w:name="X734dc8e0c51d56d14c679c837e3fcafd460c4b5"/>
+    <w:p>
+      <w:pPr>
+        <w:pStyle w:val="Heading2"/>
+      </w:pPr>
+      <w:r>
+        <w:t xml:space="preserve">3 22.3 Emulating a Target Trial with Sustained Strategies (p. 313)</w:t>
+      </w:r>
+    </w:p>
+    <w:p>
+      <w:r>
+        <w:pict>
+          <v:rect style="width:0;height:1.5pt" o:hralign="center" o:hrstd="t" o:hr="t"/>
+        </w:pict>
+      </w:r>
+    </w:p>
+    <w:p>
+      <w:pPr>
+        <w:pStyle w:val="FirstParagraph"/>
+      </w:pPr>
+      <w:r>
+        <w:t xml:space="preserve">Emulating the target trial means reproducing each component</w:t>
+      </w:r>
+      <w:r>
+        <w:t xml:space="preserve"> </w:t>
+      </w:r>
+      <w:r>
+        <w:t xml:space="preserve">of the trial specification using observational data.</w:t>
+      </w:r>
+    </w:p>
+    <w:bookmarkStart w:id="20" w:name="emulating-each-component"/>
+    <w:p>
+      <w:pPr>
+        <w:pStyle w:val="Heading3"/>
+      </w:pPr>
+      <w:r>
+        <w:t xml:space="preserve">3.1 Emulating Each Component</w:t>
+      </w:r>
+    </w:p>
+    <w:p>
+      <w:pPr>
+        <w:pStyle w:val="FirstParagraph"/>
+      </w:pPr>
+      <w:r>
+        <w:rPr>
+          <w:b/>
+          <w:bCs/>
+        </w:rPr>
+        <w:t xml:space="preserve">Eligibility criteria</w:t>
+      </w:r>
+      <w:r>
+        <w:t xml:space="preserve">: Apply the same eligibility criteria</w:t>
+      </w:r>
+      <w:r>
+        <w:t xml:space="preserve"> </w:t>
+      </w:r>
+      <w:r>
+        <w:t xml:space="preserve">to the observational cohort as would have been used in the trial</w:t>
+      </w:r>
+      <w:r>
+        <w:t xml:space="preserve"> </w:t>
+      </w:r>
+      <w:r>
+        <w:t xml:space="preserve">(e.g., HIV-positive, CD4 &gt; 350, no prior ART).</w:t>
+      </w:r>
+      <w:r>
+        <w:t xml:space="preserve"> </w:t>
+      </w:r>
+      <w:r>
+        <w:t xml:space="preserve">Any individual who meets the criteria at some calendar time can serve as a</w:t>
+      </w:r>
+      <w:r>
+        <w:t xml:space="preserve"> </w:t>
+      </w:r>
+      <w:r>
+        <w:t xml:space="preserve">“trial participant”</w:t>
+      </w:r>
+      <w:r>
+        <w:t xml:space="preserve"> </w:t>
+      </w:r>
+      <w:r>
+        <w:t xml:space="preserve">at that time, creating</w:t>
+      </w:r>
+      <w:r>
+        <w:t xml:space="preserve"> </w:t>
+      </w:r>
+      <w:r>
+        <w:rPr>
+          <w:b/>
+          <w:bCs/>
+        </w:rPr>
+        <w:t xml:space="preserve">sequential trials</w:t>
+      </w:r>
+      <w:r>
+        <w:t xml:space="preserve"> </w:t>
+      </w:r>
+      <w:r>
+        <w:t xml:space="preserve">(discussed in Section 22.4).</w:t>
+      </w:r>
+    </w:p>
+    <w:p>
+      <w:pPr>
+        <w:pStyle w:val="BodyText"/>
+      </w:pPr>
+      <w:r>
+        <w:rPr>
+          <w:b/>
+          <w:bCs/>
+        </w:rPr>
+        <w:t xml:space="preserve">Treatment strategies</w:t>
+      </w:r>
+      <w:r>
+        <w:t xml:space="preserve">: Observe which individuals followed the target strategies</w:t>
+      </w:r>
+      <w:r>
+        <w:t xml:space="preserve"> </w:t>
+      </w:r>
+      <w:r>
+        <w:t xml:space="preserve">(initiated immediately or waited until CD4 &lt; 350).</w:t>
+      </w:r>
+      <w:r>
+        <w:t xml:space="preserve"> </w:t>
+      </w:r>
+      <w:r>
+        <w:t xml:space="preserve">For the per-protocol analysis, censor individuals when they deviate from the strategy.</w:t>
+      </w:r>
+    </w:p>
+    <w:p>
+      <w:pPr>
+        <w:pStyle w:val="BodyText"/>
+      </w:pPr>
+      <w:r>
+        <w:rPr>
+          <w:b/>
+          <w:bCs/>
+        </w:rPr>
+        <w:t xml:space="preserve">Assignment mechanism</w:t>
+      </w:r>
+      <w:r>
+        <w:t xml:space="preserve">: In the trial, assignment is random.</w:t>
+      </w:r>
+      <w:r>
+        <w:t xml:space="preserve"> </w:t>
+      </w:r>
+      <w:r>
+        <w:t xml:space="preserve">In the emulation, treatment initiation is not random — it depends on measured</w:t>
+      </w:r>
+      <w:r>
+        <w:t xml:space="preserve"> </w:t>
+      </w:r>
+      <w:r>
+        <w:t xml:space="preserve">and unmeasured clinical characteristics.</w:t>
+      </w:r>
+      <w:r>
+        <w:t xml:space="preserve"> </w:t>
+      </w:r>
+      <w:r>
+        <w:t xml:space="preserve">Sequential exchangeability (conditional on measured covariates) is the identifying assumption.</w:t>
+      </w:r>
+    </w:p>
+    <w:p>
+      <w:pPr>
+        <w:pStyle w:val="BodyText"/>
+      </w:pPr>
+      <w:r>
+        <w:rPr>
+          <w:b/>
+          <w:bCs/>
+        </w:rPr>
+        <w:t xml:space="preserve">Follow-up and outcome</w:t>
+      </w:r>
+      <w:r>
+        <w:t xml:space="preserve">: Use the same outcome definition and follow-up rules</w:t>
+      </w:r>
+      <w:r>
+        <w:t xml:space="preserve"> </w:t>
+      </w:r>
+      <w:r>
+        <w:t xml:space="preserve">as specified in the target trial.</w:t>
+      </w:r>
+      <w:r>
+        <w:t xml:space="preserve"> </w:t>
+      </w:r>
+      <w:r>
+        <w:t xml:space="preserve">Informative censoring (due to loss to follow-up or deviating from protocol)</w:t>
+      </w:r>
+      <w:r>
+        <w:t xml:space="preserve"> </w:t>
+      </w:r>
+      <w:r>
+        <w:t xml:space="preserve">is handled via censoring IP weights.</w:t>
+      </w:r>
+    </w:p>
+    <w:p>
+      <w:pPr>
+        <w:pStyle w:val="BodyText"/>
+      </w:pPr>
+      <w:r>
+        <w:rPr>
+          <w:b/>
+          <w:bCs/>
+        </w:rPr>
+        <w:t xml:space="preserve">Analysis</w:t>
+      </w:r>
+      <w:r>
+        <w:t xml:space="preserve">: Apply the g-methods of Chapter 21.</w:t>
+      </w:r>
+      <w:r>
+        <w:t xml:space="preserve"> </w:t>
+      </w:r>
+      <w:r>
+        <w:t xml:space="preserve">For the ITT analysis, compare the two initiation groups without adjustment for post-baseline treatment.</w:t>
+      </w:r>
+      <w:r>
+        <w:t xml:space="preserve"> </w:t>
+      </w:r>
+      <w:r>
+        <w:t xml:space="preserve">For the PP analysis, use IP weighting to adjust for time-varying confounders of adherence.</w:t>
+      </w:r>
+    </w:p>
+    <w:p>
+      <w:pPr>
+        <w:pStyle w:val="BodyText"/>
+      </w:pPr>
+      <w:r>
+        <w:rPr>
+          <w:b/>
+          <w:bCs/>
+        </w:rPr>
+        <w:t xml:space="preserve">Why emulation is not trivial</w:t>
+      </w:r>
+      <w:r>
+        <w:t xml:space="preserve">:</w:t>
+      </w:r>
+    </w:p>
+    <w:p>
+      <w:pPr>
+        <w:pStyle w:val="BodyText"/>
+      </w:pPr>
+      <w:r>
+        <w:t xml:space="preserve">Each component of the target trial introduces potential sources of bias when emulated</w:t>
+      </w:r>
+      <w:r>
+        <w:t xml:space="preserve"> </w:t>
+      </w:r>
+      <w:r>
+        <w:t xml:space="preserve">with observational data:</w:t>
+      </w:r>
+    </w:p>
+    <w:p>
+      <w:pPr>
+        <w:pStyle w:val="Compact"/>
+        <w:numPr>
+          <w:ilvl w:val="0"/>
+          <w:numId w:val="1001"/>
+        </w:numPr>
+      </w:pPr>
+      <w:r>
+        <w:rPr>
+          <w:b/>
+          <w:bCs/>
+        </w:rPr>
+        <w:t xml:space="preserve">Eligibility criteria</w:t>
+      </w:r>
+      <w:r>
+        <w:t xml:space="preserve">: Selecting a</w:t>
+      </w:r>
+      <w:r>
+        <w:t xml:space="preserve"> </w:t>
+      </w:r>
+      <w:r>
+        <w:t xml:space="preserve">“baseline”</w:t>
+      </w:r>
+      <w:r>
+        <w:t xml:space="preserve"> </w:t>
+      </w:r>
+      <w:r>
+        <w:t xml:space="preserve">requires defining a point in time</w:t>
+      </w:r>
+      <w:r>
+        <w:t xml:space="preserve"> </w:t>
+      </w:r>
+      <w:r>
+        <w:t xml:space="preserve">that matches the trial’s entry criterion.</w:t>
+      </w:r>
+      <w:r>
+        <w:t xml:space="preserve"> </w:t>
+      </w:r>
+      <w:r>
+        <w:t xml:space="preserve">In longitudinal databases this may be complex (see time zero, Section 22.4).</w:t>
+      </w:r>
+    </w:p>
+    <w:p>
+      <w:pPr>
+        <w:pStyle w:val="Compact"/>
+        <w:numPr>
+          <w:ilvl w:val="0"/>
+          <w:numId w:val="1001"/>
+        </w:numPr>
+      </w:pPr>
+      <w:r>
+        <w:rPr>
+          <w:b/>
+          <w:bCs/>
+        </w:rPr>
+        <w:t xml:space="preserve">Treatment strategies</w:t>
+      </w:r>
+      <w:r>
+        <w:t xml:space="preserve">: Real-world treatment patterns may not map cleanly</w:t>
+      </w:r>
+      <w:r>
+        <w:t xml:space="preserve"> </w:t>
+      </w:r>
+      <w:r>
+        <w:t xml:space="preserve">onto trial strategies; grace periods and adherence windows are needed.</w:t>
+      </w:r>
+    </w:p>
+    <w:p>
+      <w:pPr>
+        <w:pStyle w:val="Compact"/>
+        <w:numPr>
+          <w:ilvl w:val="0"/>
+          <w:numId w:val="1001"/>
+        </w:numPr>
+      </w:pPr>
+      <w:r>
+        <w:rPr>
+          <w:b/>
+          <w:bCs/>
+        </w:rPr>
+        <w:t xml:space="preserve">Confounding</w:t>
+      </w:r>
+      <w:r>
+        <w:t xml:space="preserve">: The absence of randomization requires adjustment for baseline</w:t>
+      </w:r>
+      <w:r>
+        <w:t xml:space="preserve"> </w:t>
+      </w:r>
+      <w:r>
+        <w:t xml:space="preserve">and time-varying confounders, introducing the challenges of Chapters 19–21.</w:t>
+      </w:r>
+    </w:p>
+    <w:p>
+      <w:pPr>
+        <w:pStyle w:val="Compact"/>
+        <w:numPr>
+          <w:ilvl w:val="0"/>
+          <w:numId w:val="1001"/>
+        </w:numPr>
+      </w:pPr>
+      <w:r>
+        <w:rPr>
+          <w:b/>
+          <w:bCs/>
+        </w:rPr>
+        <w:t xml:space="preserve">Outcome ascertainment</w:t>
+      </w:r>
+      <w:r>
+        <w:t xml:space="preserve">: Administrative data may under-code events,</w:t>
+      </w:r>
+      <w:r>
+        <w:t xml:space="preserve"> </w:t>
+      </w:r>
+      <w:r>
+        <w:t xml:space="preserve">requiring validation studies.</w:t>
+      </w:r>
+    </w:p>
+    <w:bookmarkEnd w:id="20"/>
+    <w:bookmarkStart w:id="21" w:name="X465edcb69a34ad4c0d5ba9ea1e6084161a32cb9"/>
+    <w:p>
+      <w:pPr>
+        <w:pStyle w:val="Heading3"/>
+      </w:pPr>
+      <w:r>
+        <w:t xml:space="preserve">3.2 The Per-Protocol Estimand in the Emulation</w:t>
+      </w:r>
+    </w:p>
+    <w:p>
+      <w:pPr>
+        <w:pStyle w:val="FirstParagraph"/>
+      </w:pPr>
+      <w:r>
+        <w:t xml:space="preserve">In the emulation, the PP analysis requires censoring participants</w:t>
+      </w:r>
+      <w:r>
+        <w:t xml:space="preserve"> </w:t>
+      </w:r>
+      <w:r>
+        <w:t xml:space="preserve">when they deviate from their</w:t>
+      </w:r>
+      <w:r>
+        <w:t xml:space="preserve"> </w:t>
+      </w:r>
+      <w:r>
+        <w:t xml:space="preserve">“assigned”</w:t>
+      </w:r>
+      <w:r>
+        <w:t xml:space="preserve"> </w:t>
+      </w:r>
+      <w:r>
+        <w:t xml:space="preserve">strategy</w:t>
+      </w:r>
+      <w:r>
+        <w:t xml:space="preserve"> </w:t>
+      </w:r>
+      <w:r>
+        <w:t xml:space="preserve">(the strategy they were on at time zero).</w:t>
+      </w:r>
+      <w:r>
+        <w:t xml:space="preserve"> </w:t>
+      </w:r>
+      <w:r>
+        <w:t xml:space="preserve">For example, under strategy 2 (</w:t>
+      </w:r>
+      <w:r>
+        <w:t xml:space="preserve">“defer ART until CD4 &lt; 350”</w:t>
+      </w:r>
+      <w:r>
+        <w:t xml:space="preserve">),</w:t>
+      </w:r>
+      <w:r>
+        <w:t xml:space="preserve"> </w:t>
+      </w:r>
+      <w:r>
+        <w:t xml:space="preserve">a participant is censored if they initiate ART before their CD4 reaches 350.</w:t>
+      </w:r>
+      <w:r>
+        <w:t xml:space="preserve"> </w:t>
+      </w:r>
+      <w:r>
+        <w:t xml:space="preserve">This censoring is informative — sicker patients are more likely to start ART early —</w:t>
+      </w:r>
+      <w:r>
+        <w:t xml:space="preserve"> </w:t>
+      </w:r>
+      <w:r>
+        <w:t xml:space="preserve">so censoring IP weights are needed.</w:t>
+      </w:r>
+    </w:p>
+    <w:p>
+      <w:pPr>
+        <w:pStyle w:val="BodyText"/>
+      </w:pPr>
+      <w:r>
+        <w:t xml:space="preserve">The per-protocol analysis thus requires:</w:t>
+      </w:r>
+    </w:p>
+    <w:p>
+      <w:pPr>
+        <w:pStyle w:val="Compact"/>
+        <w:numPr>
+          <w:ilvl w:val="0"/>
+          <w:numId w:val="1002"/>
+        </w:numPr>
+      </w:pPr>
+      <w:r>
+        <w:t xml:space="preserve">Unstabilized or stabilized treatment IP weights (</w:t>
+      </w:r>
+      <m:oMath>
+        <m:r>
+          <m:t>S</m:t>
+        </m:r>
+        <m:sSup>
+          <m:e>
+            <m:r>
+              <m:t>W</m:t>
+            </m:r>
+          </m:e>
+          <m:sup>
+            <m:r>
+              <m:t>A</m:t>
+            </m:r>
+          </m:sup>
+        </m:sSup>
+      </m:oMath>
+      <w:r>
+        <w:t xml:space="preserve">),</w:t>
+      </w:r>
+      <w:r>
+        <w:t xml:space="preserve"> </w:t>
+      </w:r>
+      <w:r>
+        <w:t xml:space="preserve">to adjust for confounding of treatment decisions.</w:t>
+      </w:r>
+    </w:p>
+    <w:p>
+      <w:pPr>
+        <w:pStyle w:val="Compact"/>
+        <w:numPr>
+          <w:ilvl w:val="0"/>
+          <w:numId w:val="1002"/>
+        </w:numPr>
+      </w:pPr>
+      <w:r>
+        <w:t xml:space="preserve">Censoring IP weights (</w:t>
+      </w:r>
+      <m:oMath>
+        <m:r>
+          <m:t>S</m:t>
+        </m:r>
+        <m:sSup>
+          <m:e>
+            <m:r>
+              <m:t>W</m:t>
+            </m:r>
+          </m:e>
+          <m:sup>
+            <m:r>
+              <m:t>C</m:t>
+            </m:r>
+          </m:sup>
+        </m:sSup>
+      </m:oMath>
+      <w:r>
+        <w:t xml:space="preserve">),</w:t>
+      </w:r>
+      <w:r>
+        <w:t xml:space="preserve"> </w:t>
+      </w:r>
+      <w:r>
+        <w:t xml:space="preserve">to adjust for selection bias from protocol deviations.</w:t>
+      </w:r>
+    </w:p>
+    <w:p>
+      <w:pPr>
+        <w:pStyle w:val="Compact"/>
+        <w:numPr>
+          <w:ilvl w:val="0"/>
+          <w:numId w:val="1002"/>
+        </w:numPr>
+      </w:pPr>
+      <w:r>
+        <w:t xml:space="preserve">A MSM or g-formula to estimate the counterfactual mean outcome.</w:t>
+      </w:r>
+    </w:p>
+    <w:bookmarkEnd w:id="21"/>
+    <w:bookmarkEnd w:id="22"/>
+    <w:bookmarkStart w:id="30" w:name="time-zero-p.-315"/>
+    <w:p>
+      <w:pPr>
+        <w:pStyle w:val="Heading2"/>
+      </w:pPr>
+      <w:r>
+        <w:t xml:space="preserve">4 22.4 Time Zero (p. 315)</w:t>
+      </w:r>
+    </w:p>
+    <w:p>
+      <w:r>
+        <w:pict>
+          <v:rect style="width:0;height:1.5pt" o:hralign="center" o:hrstd="t" o:hr="t"/>
+        </w:pict>
+      </w:r>
+    </w:p>
+    <w:p>
+      <w:pPr>
+        <w:pStyle w:val="FirstParagraph"/>
+      </w:pPr>
+      <w:r>
+        <w:rPr>
+          <w:b/>
+          <w:bCs/>
+        </w:rPr>
+        <w:t xml:space="preserve">Time zero</w:t>
+      </w:r>
+      <w:r>
+        <w:t xml:space="preserve"> </w:t>
+      </w:r>
+      <w:r>
+        <w:t xml:space="preserve">— the moment at which follow-up begins for each individual —</w:t>
+      </w:r>
+      <w:r>
+        <w:t xml:space="preserve"> </w:t>
+      </w:r>
+      <w:r>
+        <w:t xml:space="preserve">is one of the most consequential choices in any observational study.</w:t>
+      </w:r>
+      <w:r>
+        <w:t xml:space="preserve"> </w:t>
+      </w:r>
+      <w:r>
+        <w:t xml:space="preserve">Errors in defining time zero are responsible for a large class of systematic biases</w:t>
+      </w:r>
+      <w:r>
+        <w:t xml:space="preserve"> </w:t>
+      </w:r>
+      <w:r>
+        <w:t xml:space="preserve">in the observational literature.</w:t>
+      </w:r>
+    </w:p>
+    <w:tbl>
+      <w:tblPr>
+        <w:tblStyle w:val="Table"/>
+        <w:tblInd w:w="164" w:type="dxa"/>
+        <w:tblBorders>
+          <w:left w:val="single" w:sz="24" w:space="0" w:color="909090"/>
+        </w:tblBorders>
+        <w:tblCellMar>
+          <w:left w:w="0" w:type="dxa"/>
+          <w:right w:w="0" w:type="dxa"/>
+        </w:tblCellMar>
+        <w:tblLook w:firstRow="0" w:lastRow="0" w:firstColumn="0" w:lastColumn="0" w:noHBand="0" w:noVBand="0" w:val="0000"/>
+      </w:tblPr>
+      <w:tblGrid>
+        <w:gridCol w:w="7920"/>
+      </w:tblGrid>
+      <w:tr>
+        <w:trPr>
+          <w:cantSplit/>
+        </w:trPr>
+        <w:tc>
+          <w:tcPr>
+            <w:tcMar>
+              <w:left w:w="144" w:type="dxa"/>
+            </w:tcMar>
+          </w:tcPr>
+          <w:p>
+            <w:pPr>
+              <w:pStyle w:val="BodyText"/>
+            </w:pPr>
+            <w:pPr>
+              <w:spacing w:before="16" w:after="64"/>
+            </w:pPr>
+          </w:p>
+          <w:bookmarkStart w:id="23" w:name="def-time-zero"/>
+          <w:p>
+            <w:pPr>
+              <w:pStyle w:val="BodyText"/>
+            </w:pPr>
+            <w:r>
+              <w:rPr>
+                <w:b/>
+                <w:bCs/>
+              </w:rPr>
+              <w:t xml:space="preserve">Definition 6 (Time Zero)</w:t>
             </w:r>
             <w:r>
               <w:t xml:space="preserve"> </w:t>
@@ -2456,11 +2534,11 @@
               <w:t xml:space="preserve">All three conditions must be satisfied simultaneously at time zero.</w:t>
             </w:r>
           </w:p>
-          <w:bookmarkEnd w:id="21"/>
+          <w:bookmarkEnd w:id="23"/>
         </w:tc>
       </w:tr>
     </w:tbl>
-    <w:bookmarkStart w:id="24" w:name="immortal-time-bias"/>
+    <w:bookmarkStart w:id="26" w:name="immortal-time-bias"/>
     <w:p>
       <w:pPr>
         <w:pStyle w:val="Heading3"/>
@@ -2503,7 +2581,7 @@
               <w:spacing w:before="16" w:after="64"/>
             </w:pPr>
           </w:p>
-          <w:bookmarkStart w:id="22" w:name="def-immortal-time-bias"/>
+          <w:bookmarkStart w:id="24" w:name="def-immortal-time-bias"/>
           <w:p>
             <w:pPr>
               <w:pStyle w:val="BodyText"/>
@@ -2513,7 +2591,7 @@
                 <w:b/>
                 <w:bCs/>
               </w:rPr>
-              <w:t xml:space="preserve">Definition 5 (Immortal Time Bias)</w:t>
+              <w:t xml:space="preserve">Definition 7 (Immortal Time Bias)</w:t>
             </w:r>
             <w:r>
               <w:t xml:space="preserve"> </w:t>
@@ -2543,7 +2621,7 @@
               <w:t xml:space="preserve">).</w:t>
             </w:r>
           </w:p>
-          <w:bookmarkEnd w:id="22"/>
+          <w:bookmarkEnd w:id="24"/>
         </w:tc>
       </w:tr>
     </w:tbl>
@@ -2601,7 +2679,7 @@
               <w:spacing w:before="16" w:after="64"/>
             </w:pPr>
           </w:p>
-          <w:bookmarkStart w:id="23" w:name="exm-immortal-time"/>
+          <w:bookmarkStart w:id="25" w:name="exm-immortal-time"/>
           <w:p>
             <w:pPr>
               <w:pStyle w:val="BodyText"/>
@@ -2688,12 +2766,12 @@
               <w:t xml:space="preserve">is misattributed to the treated group, inducing a spurious survival advantage.</w:t>
             </w:r>
           </w:p>
-          <w:bookmarkEnd w:id="23"/>
+          <w:bookmarkEnd w:id="25"/>
         </w:tc>
       </w:tr>
     </w:tbl>
-    <w:bookmarkEnd w:id="24"/>
-    <w:bookmarkStart w:id="26" w:name="sequential-trials"/>
+    <w:bookmarkEnd w:id="26"/>
+    <w:bookmarkStart w:id="29" w:name="sequential-trials"/>
     <w:p>
       <w:pPr>
         <w:pStyle w:val="Heading3"/>
@@ -2750,7 +2828,7 @@
               <w:spacing w:before="16" w:after="64"/>
             </w:pPr>
           </w:p>
-          <w:bookmarkStart w:id="25" w:name="def-sequential-trials"/>
+          <w:bookmarkStart w:id="27" w:name="def-sequential-trials"/>
           <w:p>
             <w:pPr>
               <w:pStyle w:val="BodyText"/>
@@ -2760,7 +2838,7 @@
                 <w:b/>
                 <w:bCs/>
               </w:rPr>
-              <w:t xml:space="preserve">Definition 6 (Sequential Trials Design)</w:t>
+              <w:t xml:space="preserve">Definition 8 (Sequential Trials Design)</w:t>
             </w:r>
             <w:r>
               <w:t xml:space="preserve"> </w:t>
@@ -2830,7 +2908,7 @@
               <w:t xml:space="preserve">for the time-varying covariates at each trial’s time zero.</w:t>
             </w:r>
           </w:p>
-          <w:bookmarkEnd w:id="25"/>
+          <w:bookmarkEnd w:id="27"/>
         </w:tc>
       </w:tr>
     </w:tbl>
@@ -2854,6 +2932,183 @@
         <w:t xml:space="preserve">eliminating immortal time bias by construction.</w:t>
       </w:r>
     </w:p>
+    <w:tbl>
+      <w:tblPr>
+        <w:tblStyle w:val="Table"/>
+        <w:tblInd w:w="164" w:type="dxa"/>
+        <w:tblBorders>
+          <w:left w:val="single" w:sz="24" w:space="0" w:color="909090"/>
+        </w:tblBorders>
+        <w:tblCellMar>
+          <w:left w:w="0" w:type="dxa"/>
+          <w:right w:w="0" w:type="dxa"/>
+        </w:tblCellMar>
+        <w:tblLook w:firstRow="0" w:lastRow="0" w:firstColumn="0" w:lastColumn="0" w:noHBand="0" w:noVBand="0" w:val="0000"/>
+      </w:tblPr>
+      <w:tblGrid>
+        <w:gridCol w:w="7920"/>
+      </w:tblGrid>
+      <w:tr>
+        <w:trPr>
+          <w:cantSplit/>
+        </w:trPr>
+        <w:tc>
+          <w:tcPr>
+            <w:tcMar>
+              <w:left w:w="144" w:type="dxa"/>
+            </w:tcMar>
+          </w:tcPr>
+          <w:p>
+            <w:pPr>
+              <w:pStyle w:val="BodyText"/>
+            </w:pPr>
+            <w:pPr>
+              <w:spacing w:before="16" w:after="64"/>
+            </w:pPr>
+          </w:p>
+          <w:bookmarkStart w:id="28" w:name="def-new-user-design"/>
+          <w:p>
+            <w:pPr>
+              <w:pStyle w:val="BodyText"/>
+            </w:pPr>
+            <w:r>
+              <w:rPr>
+                <w:b/>
+                <w:bCs/>
+              </w:rPr>
+              <w:t xml:space="preserve">Definition 9 (Prevalent User Bias and the New User Design)</w:t>
+            </w:r>
+            <w:r>
+              <w:t xml:space="preserve"> </w:t>
+            </w:r>
+            <w:r>
+              <w:rPr>
+                <w:b/>
+                <w:bCs/>
+              </w:rPr>
+              <w:t xml:space="preserve">Prevalent user bias</w:t>
+            </w:r>
+            <w:r>
+              <w:t xml:space="preserve"> </w:t>
+            </w:r>
+            <w:r>
+              <w:t xml:space="preserve">arises when a study includes individuals who are already</w:t>
+            </w:r>
+            <w:r>
+              <w:t xml:space="preserve"> </w:t>
+            </w:r>
+            <w:r>
+              <w:t xml:space="preserve">on treatment at the start of the observation window, rather than restricting to</w:t>
+            </w:r>
+            <w:r>
+              <w:t xml:space="preserve"> </w:t>
+            </w:r>
+            <w:r>
+              <w:rPr>
+                <w:b/>
+                <w:bCs/>
+              </w:rPr>
+              <w:t xml:space="preserve">new users</w:t>
+            </w:r>
+            <w:r>
+              <w:t xml:space="preserve">: prevalent users have survived on treatment long enough to be</w:t>
+            </w:r>
+            <w:r>
+              <w:t xml:space="preserve"> </w:t>
+            </w:r>
+            <w:r>
+              <w:t xml:space="preserve">observed, so they are a selected, healthier subset of all who ever initiated</w:t>
+            </w:r>
+            <w:r>
+              <w:t xml:space="preserve"> </w:t>
+            </w:r>
+            <w:r>
+              <w:t xml:space="preserve">treatment, and comparing prevalent users to never-users confounds the treatment</w:t>
+            </w:r>
+            <w:r>
+              <w:t xml:space="preserve"> </w:t>
+            </w:r>
+            <w:r>
+              <w:t xml:space="preserve">effect with the selective survival required to be a prevalent user.</w:t>
+            </w:r>
+            <w:r>
+              <w:t xml:space="preserve"> </w:t>
+            </w:r>
+            <w:r>
+              <w:t xml:space="preserve">The</w:t>
+            </w:r>
+            <w:r>
+              <w:t xml:space="preserve"> </w:t>
+            </w:r>
+            <w:r>
+              <w:rPr>
+                <w:b/>
+                <w:bCs/>
+              </w:rPr>
+              <w:t xml:space="preserve">new user design</w:t>
+            </w:r>
+            <w:r>
+              <w:t xml:space="preserve"> </w:t>
+            </w:r>
+            <w:r>
+              <w:t xml:space="preserve">(also called the active comparator, new user design)</w:t>
+            </w:r>
+            <w:r>
+              <w:t xml:space="preserve"> </w:t>
+            </w:r>
+            <w:r>
+              <w:t xml:space="preserve">restricts to individuals who recently initiated treatment,</w:t>
+            </w:r>
+            <w:r>
+              <w:t xml:space="preserve"> </w:t>
+            </w:r>
+            <w:r>
+              <w:t xml:space="preserve">eliminating prevalent user bias and aligning the observational study</w:t>
+            </w:r>
+            <w:r>
+              <w:t xml:space="preserve"> </w:t>
+            </w:r>
+            <w:r>
+              <w:t xml:space="preserve">more closely with a randomized trial.</w:t>
+            </w:r>
+          </w:p>
+          <w:bookmarkEnd w:id="28"/>
+        </w:tc>
+      </w:tr>
+    </w:tbl>
+    <w:bookmarkEnd w:id="29"/>
+    <w:bookmarkEnd w:id="30"/>
+    <w:bookmarkStart w:id="34" w:name="Xb5a917b96855496bcee93b2a0d487094ac830ec"/>
+    <w:p>
+      <w:pPr>
+        <w:pStyle w:val="Heading2"/>
+      </w:pPr>
+      <w:r>
+        <w:t xml:space="preserve">5 22.5 A Unified Approach to Answering What If Questions with Data (p. 317)</w:t>
+      </w:r>
+    </w:p>
+    <w:p>
+      <w:r>
+        <w:pict>
+          <v:rect style="width:0;height:1.5pt" o:hralign="center" o:hrstd="t" o:hr="t"/>
+        </w:pict>
+      </w:r>
+    </w:p>
+    <w:p>
+      <w:pPr>
+        <w:pStyle w:val="FirstParagraph"/>
+      </w:pPr>
+      <w:r>
+        <w:t xml:space="preserve">The target trial emulation framework provides a unifying conceptual scaffolding</w:t>
+      </w:r>
+      <w:r>
+        <w:t xml:space="preserve"> </w:t>
+      </w:r>
+      <w:r>
+        <w:t xml:space="preserve">for all observational causal inference:</w:t>
+      </w:r>
+    </w:p>
+    <w:bookmarkStart w:id="31" w:name="alg-target-trial-emulation"/>
     <w:p>
       <w:pPr>
         <w:pStyle w:val="BodyText"/>
@@ -2863,133 +3118,13 @@
           <w:b/>
           <w:bCs/>
         </w:rPr>
-        <w:t xml:space="preserve">Prevalent user bias</w:t>
-      </w:r>
-      <w:r>
-        <w:t xml:space="preserve">:</w:t>
-      </w:r>
-    </w:p>
-    <w:p>
-      <w:pPr>
-        <w:pStyle w:val="BodyText"/>
-      </w:pPr>
-      <w:r>
-        <w:t xml:space="preserve">A related problem arises when including individuals who are already on treatment</w:t>
-      </w:r>
-      <w:r>
-        <w:t xml:space="preserve"> </w:t>
-      </w:r>
-      <w:r>
-        <w:t xml:space="preserve">at the start of the observation window, rather than restricting to</w:t>
-      </w:r>
-      <w:r>
-        <w:t xml:space="preserve"> </w:t>
-      </w:r>
-      <w:r>
-        <w:rPr>
-          <w:b/>
-          <w:bCs/>
-        </w:rPr>
-        <w:t xml:space="preserve">new users</w:t>
-      </w:r>
-      <w:r>
-        <w:t xml:space="preserve">.</w:t>
-      </w:r>
-      <w:r>
-        <w:t xml:space="preserve"> </w:t>
-      </w:r>
-      <w:r>
-        <w:t xml:space="preserve">Prevalent users have survived on treatment long enough to be observed —</w:t>
-      </w:r>
-      <w:r>
-        <w:t xml:space="preserve"> </w:t>
-      </w:r>
-      <w:r>
-        <w:t xml:space="preserve">they are a selected, healthier subset of all who ever initiated treatment.</w:t>
-      </w:r>
-      <w:r>
-        <w:t xml:space="preserve"> </w:t>
-      </w:r>
-      <w:r>
-        <w:t xml:space="preserve">Comparing prevalent users to never-users confounds the treatment effect</w:t>
-      </w:r>
-      <w:r>
-        <w:t xml:space="preserve"> </w:t>
-      </w:r>
-      <w:r>
-        <w:t xml:space="preserve">with the selective survival required to be a prevalent user.</w:t>
-      </w:r>
-      <w:r>
-        <w:t xml:space="preserve"> </w:t>
-      </w:r>
-      <w:r>
-        <w:t xml:space="preserve">The</w:t>
-      </w:r>
-      <w:r>
-        <w:t xml:space="preserve"> </w:t>
-      </w:r>
-      <w:r>
-        <w:rPr>
-          <w:b/>
-          <w:bCs/>
-        </w:rPr>
-        <w:t xml:space="preserve">new user design</w:t>
-      </w:r>
-      <w:r>
-        <w:t xml:space="preserve"> </w:t>
-      </w:r>
-      <w:r>
-        <w:t xml:space="preserve">(also called the active comparator, new user design)</w:t>
-      </w:r>
-      <w:r>
-        <w:t xml:space="preserve"> </w:t>
-      </w:r>
-      <w:r>
-        <w:t xml:space="preserve">restricts to individuals who recently initiated treatment,</w:t>
-      </w:r>
-      <w:r>
-        <w:t xml:space="preserve"> </w:t>
-      </w:r>
-      <w:r>
-        <w:t xml:space="preserve">eliminating prevalent user bias and aligning the observational study</w:t>
-      </w:r>
-      <w:r>
-        <w:t xml:space="preserve"> </w:t>
-      </w:r>
-      <w:r>
-        <w:t xml:space="preserve">more closely with a randomized trial.</w:t>
-      </w:r>
-    </w:p>
-    <w:bookmarkEnd w:id="26"/>
-    <w:bookmarkEnd w:id="27"/>
-    <w:bookmarkStart w:id="30" w:name="Xb5a917b96855496bcee93b2a0d487094ac830ec"/>
-    <w:p>
-      <w:pPr>
-        <w:pStyle w:val="Heading2"/>
-      </w:pPr>
-      <w:r>
-        <w:t xml:space="preserve">5 22.5 A Unified Approach to Answering What If Questions with Data (p. 317)</w:t>
-      </w:r>
-    </w:p>
-    <w:p>
-      <w:r>
-        <w:pict>
-          <v:rect style="width:0;height:1.5pt" o:hralign="center" o:hrstd="t" o:hr="t"/>
-        </w:pict>
-      </w:r>
-    </w:p>
-    <w:p>
-      <w:pPr>
-        <w:pStyle w:val="FirstParagraph"/>
-      </w:pPr>
-      <w:r>
-        <w:t xml:space="preserve">The target trial emulation framework provides a unifying conceptual scaffolding</w:t>
-      </w:r>
-      <w:r>
-        <w:t xml:space="preserve"> </w:t>
-      </w:r>
-      <w:r>
-        <w:t xml:space="preserve">for all observational causal inference:</w:t>
+        <w:t xml:space="preserve">Algorithm 1 (Steps in Target Trial Emulation)</w:t>
+      </w:r>
+      <w:r>
+        <w:t xml:space="preserve"> </w:t>
+      </w:r>
+      <w:r>
+        <w:t xml:space="preserve"> </w:t>
       </w:r>
     </w:p>
     <w:p>
@@ -3104,6 +3239,7 @@
         <w:t xml:space="preserve">to violations of the identifying assumptions.</w:t>
       </w:r>
     </w:p>
+    <w:bookmarkEnd w:id="31"/>
     <w:tbl>
       <w:tblPr>
         <w:tblStyle w:val="Table"/>
@@ -3138,7 +3274,7 @@
               <w:spacing w:before="16" w:after="64"/>
             </w:pPr>
           </w:p>
-          <w:bookmarkStart w:id="28" w:name="thm-target-trial-unification"/>
+          <w:bookmarkStart w:id="32" w:name="thm-target-trial-unification"/>
           <w:p>
             <w:pPr>
               <w:pStyle w:val="BodyText"/>
@@ -3237,11 +3373,11 @@
               <w:t xml:space="preserve">what matters is first getting the trial specification right.</w:t>
             </w:r>
           </w:p>
-          <w:bookmarkEnd w:id="28"/>
+          <w:bookmarkEnd w:id="32"/>
         </w:tc>
       </w:tr>
     </w:tbl>
-    <w:bookmarkStart w:id="29" w:name="benefits-of-the-target-trial-approach"/>
+    <w:bookmarkStart w:id="33" w:name="benefits-of-the-target-trial-approach"/>
     <w:p>
       <w:pPr>
         <w:pStyle w:val="Heading3"/>
@@ -3559,9 +3695,9 @@
         <w:t xml:space="preserve">and the series of application papers in pharmacoepidemiology that followed.</w:t>
       </w:r>
     </w:p>
-    <w:bookmarkEnd w:id="29"/>
-    <w:bookmarkEnd w:id="30"/>
-    <w:bookmarkStart w:id="31" w:name="summary"/>
+    <w:bookmarkEnd w:id="33"/>
+    <w:bookmarkEnd w:id="34"/>
+    <w:bookmarkStart w:id="35" w:name="summary"/>
     <w:p>
       <w:pPr>
         <w:pStyle w:val="Heading2"/>
@@ -3859,8 +3995,8 @@
         <w:t xml:space="preserve">specify the trial first, then choose the g-method for estimation.</w:t>
       </w:r>
     </w:p>
-    <w:bookmarkEnd w:id="31"/>
-    <w:bookmarkStart w:id="35" w:name="references"/>
+    <w:bookmarkEnd w:id="35"/>
+    <w:bookmarkStart w:id="39" w:name="references"/>
     <w:p>
       <w:pPr>
         <w:pStyle w:val="Heading2"/>
@@ -3876,8 +4012,8 @@
         </w:pict>
       </w:r>
     </w:p>
-    <w:bookmarkStart w:id="34" w:name="refs"/>
-    <w:bookmarkStart w:id="33" w:name="ref-hernan2020causal"/>
+    <w:bookmarkStart w:id="38" w:name="refs"/>
+    <w:bookmarkStart w:id="37" w:name="ref-hernan2020causal"/>
     <w:p>
       <w:pPr>
         <w:pStyle w:val="Bibliography"/>
@@ -3901,7 +4037,7 @@
       <w:r>
         <w:t xml:space="preserve"> </w:t>
       </w:r>
-      <w:hyperlink r:id="rId32">
+      <w:hyperlink r:id="rId36">
         <w:r>
           <w:rPr>
             <w:rStyle w:val="Hyperlink"/>
@@ -3913,9 +4049,9 @@
         <w:t xml:space="preserve">.</w:t>
       </w:r>
     </w:p>
-    <w:bookmarkEnd w:id="33"/>
-    <w:bookmarkEnd w:id="34"/>
-    <w:bookmarkEnd w:id="35"/>
+    <w:bookmarkEnd w:id="37"/>
+    <w:bookmarkEnd w:id="38"/>
+    <w:bookmarkEnd w:id="39"/>
     <w:sectPr>
       <w:footnotePr>
         <w:numRestart w:val="eachSect"/>
